--- a/2026.03.15 掘进工作面规程智能生成平台的研究.docx
+++ b/2026.03.15 掘进工作面规程智能生成平台的研究.docx
@@ -1795,562 +1795,255 @@
                 <w:szCs w:val="32"/>
               </w:rPr>
             </w:pPr>
-            <w:bookmarkStart w:id="9" w:name="_Toc31123"/>
-            <w:r>
-              <w:rPr>
-                <w:rFonts w:hint="eastAsia" w:ascii="黑体" w:hAnsi="黑体" w:eastAsia="黑体" w:cs="黑体"/>
+            <w:r>
+              <w:rPr>
+                <w:rFonts w:ascii="黑体" w:hAnsi="黑体"/>
                 <w:sz w:val="32"/>
-                <w:szCs w:val="32"/>
               </w:rPr>
               <w:t>三、主要研究、试验内容、目标、技术关键及主要技术经济指标</w:t>
             </w:r>
-            <w:bookmarkEnd w:id="9"/>
-          </w:p>
-          <w:p>
-            <w:pPr>
-              <w:pStyle w:val="21"/>
-              <w:spacing w:line="560" w:lineRule="exact"/>
-              <w:ind w:left="560" w:leftChars="200" w:firstLineChars="0"/>
-              <w:jc w:val="left"/>
-              <w:rPr>
-                <w:rFonts w:hAnsi="仿宋_GB2312" w:cs="仿宋_GB2312"/>
-                <w:b/>
-                <w:bCs/>
+          </w:p>
+          <w:p>
+            <w:r>
+              <w:rPr>
+                <w:rFonts w:ascii="黑体" w:hAnsi="黑体"/>
                 <w:sz w:val="32"/>
-                <w:szCs w:val="32"/>
-              </w:rPr>
-            </w:pPr>
-            <w:r>
-              <w:rPr>
-                <w:rFonts w:hint="eastAsia" w:hAnsi="仿宋_GB2312" w:cs="仿宋_GB2312"/>
-                <w:b/>
-                <w:bCs/>
+              </w:rPr>
+              <w:t>（一）主要研究、试验内容</w:t>
+            </w:r>
+          </w:p>
+          <w:p>
+            <w:r>
+              <w:rPr>
+                <w:rFonts w:ascii="黑体" w:hAnsi="黑体"/>
                 <w:sz w:val="32"/>
-                <w:szCs w:val="32"/>
-              </w:rPr>
-              <w:t>（一）主要研究、试验内容</w:t>
-            </w:r>
-          </w:p>
-          <w:p>
-            <w:pPr>
-              <w:ind w:firstLine="640"/>
-              <w:rPr>
-                <w:rFonts w:ascii="仿宋_GB2312" w:hAnsi="仿宋_GB2312" w:cs="仿宋_GB2312"/>
+              </w:rPr>
+              <w:t>本项目聚焦煤矿掘进工作面作业规程自动生成核心需求，以"现场参数选择-标准库匹配-AI智能生成-合规审查闭环"为核心链路，结合华阳集团各矿掘进现场实际使用需求，深度融合人工智能大语言模型（LLM）技术与煤矿采矿工程专业知识，通过"基础库搭建、核心规则制定、AI引擎开发、功能模块开发、现场场景验证、迭代优化完善"的实施路径，围绕以下核心内容开展研究与试验，确保开发平台贴合煤矿现场操作习惯，实现掘进作业规程的标准化、智能化、自动化生成：</w:t>
+            </w:r>
+          </w:p>
+          <w:p>
+            <w:r>
+              <w:rPr>
+                <w:rFonts w:ascii="黑体" w:hAnsi="黑体"/>
                 <w:sz w:val="32"/>
-                <w:szCs w:val="32"/>
-              </w:rPr>
-            </w:pPr>
-            <w:r>
-              <w:rPr>
-                <w:rFonts w:hint="eastAsia" w:ascii="仿宋_GB2312" w:hAnsi="仿宋_GB2312" w:cs="仿宋_GB2312"/>
+              </w:rPr>
+              <w:t>掘进专业标准化基础库构建：构建覆盖政策规范与工程实践的双层标准化基础库，为作业规程自动生成提供数据支撑。一方面系统收集国家、行业及集团层面的掘进相关法律法规、技术规范和安全规程（如《煤矿安全规程》《煤矿巷道锚杆支护技术规范》《煤矿围岩分类》等），形成覆盖进回风巷、高抽巷、低抽巷、切巷的规范标准库；另一方面整理集团各矿历史掘进工程资料，包括设计图纸、审批规程、矿压监测报告、支护记录及设备说明等，筛选不同围岩条件、煤层厚度及掘进类型的典型工程案例，形成标准化工程资料库与典型案例库。基础库采用 PostgreSQL 16 + pgvector 向量数据库技术构建，支持标准条款的语义化存储与毫秒级相似度检索，为AI引擎提供可靠数据基础。</w:t>
+            </w:r>
+          </w:p>
+          <w:p>
+            <w:r>
+              <w:rPr>
+                <w:rFonts w:ascii="黑体" w:hAnsi="黑体"/>
                 <w:sz w:val="32"/>
-                <w:szCs w:val="32"/>
-              </w:rPr>
-              <w:t>本项目聚焦煤矿掘进工作面作业规程自动生成核心需求，以“现场参数选择-标准库匹配-规程自动生成”为核心链路，结合华阳集团各矿掘进现场实际使用需求，通过“基础库搭建、核心规则制定、功能模块开发、现场场景验证、迭代优化完善”的实施路径，围绕以下核心内容开展研究与试验，确保开发平台贴合煤矿现场操作习惯，实现掘进作业规程的标准化、自动化生成：</w:t>
-            </w:r>
-          </w:p>
-          <w:p>
-            <w:pPr>
-              <w:numPr>
-                <w:ilvl w:val="0"/>
-                <w:numId w:val="3"/>
-              </w:numPr>
-              <w:ind w:firstLineChars="0"/>
-              <w:rPr>
-                <w:rFonts w:ascii="仿宋_GB2312" w:hAnsi="仿宋_GB2312" w:cs="仿宋_GB2312"/>
+              </w:rPr>
+              <w:t>掘进专业数据标准化梳理与编制规则制定：结合集团各矿掘进技术人员的现场实践经验，依据现行行业及集团规范，对基础库内的所有数据进行人工标准化梳理——统一掘进专业术语表述、规范掘进参数格式（如巷道断面尺寸统一为"宽×高"格式、支护间距统一为米制单位、循环进尺统一计量标准）、补全工程资料中的关键缺失参数、剔除不合理的支护参数、矿压数据等异常值，形成逻辑自洽、格式统一的标准化模版。同时，基于标准化模版，结合掘进工程核心理论，制定"地质条件-掘进参数-规程内容"核心匹配规则，明确围岩级别与支护参数、掘进类型与装备选型、矿井灾害等级与安全技术措施、巷道用途与断面设计等一一对应的编制规则，形成体系化、标准化的掘进作业规程编制规则体系，作为平台自动生成规程的核心依据。</w:t>
+            </w:r>
+          </w:p>
+          <w:p>
+            <w:r>
+              <w:rPr>
+                <w:rFonts w:ascii="黑体" w:hAnsi="黑体"/>
                 <w:sz w:val="32"/>
-                <w:szCs w:val="32"/>
-              </w:rPr>
-            </w:pPr>
-            <w:r>
-              <w:rPr>
-                <w:rFonts w:hint="eastAsia" w:ascii="仿宋_GB2312" w:hAnsi="仿宋_GB2312" w:cs="仿宋_GB2312"/>
+              </w:rPr>
+              <w:t>AI 智能路由引擎与"掘进智脑"对话助手开发：基于大语言模型（LLM）的 Tool Calling（工具调用）机制，构建 AI 智能路由引擎。引擎定义6大核心工具——支护计算、通风计算、循环作业计算、标准规范语义检索、结构化参数查表、安全建议生成，实现用户自然语言输入→LLM意图识别→自动调度对应工具→结果回传LLM解读→中文专业回答的全流程智能问答。系统采用 LiteLLM 中继网关统一管理多模型调用（支持 Gemini、GPT等主流大模型），配置模型注册表实现10类任务的模型自动路由与优先级降级。同时集成 LangFuse 可观测性平台，实时追踪模型调用链路、响应时延与质量评分，为后续模型微调积累高质量语料。前端采用 SSE（Server-Sent Events）协议实现实时流式对话输出。</w:t>
+            </w:r>
+          </w:p>
+          <w:p>
+            <w:r>
+              <w:rPr>
+                <w:rFonts w:ascii="黑体" w:hAnsi="黑体"/>
                 <w:sz w:val="32"/>
-                <w:szCs w:val="32"/>
-              </w:rPr>
-              <w:t>掘进专业标准化基础库构建：构建覆盖政策规范与工程实践的双层标准化基础库，为作业规程自动生成提供数据支撑。一方面系统收集国家、行业及集团层面的掘进相关法律法规、技术规范和安全规程（如《煤矿安全规程》《煤矿巷道锚杆支护技术规范》《煤矿围岩分类》等），形成覆盖进回风巷、高抽巷、低抽巷、切巷的规范标准库；另一方面整理集团各矿历史掘进工程资料，包括设计图纸、审批规程、矿压监测报告、支护记录及设备说明等，筛选不同围岩条件、煤层厚度及掘进类型的典型工程案例，形成标准化工程资料库与典型案例库，为规程生成提供可靠数据基础。</w:t>
-            </w:r>
-          </w:p>
-          <w:p>
-            <w:pPr>
-              <w:numPr>
-                <w:ilvl w:val="0"/>
-                <w:numId w:val="3"/>
-              </w:numPr>
-              <w:ind w:firstLineChars="0"/>
-              <w:rPr>
-                <w:rFonts w:ascii="仿宋_GB2312" w:hAnsi="仿宋_GB2312" w:cs="仿宋_GB2312"/>
+              </w:rPr>
+              <w:t>RAG 三层融合检索引擎开发：构建覆盖标准库、知识库（客户已有规程）与结构化参数表的三层融合检索体系。L1a层：基于 pgvector 对标准库条款进行语义向量检索，支持集团标准加权提升（集团标准权重1.5x）；L1b层：基于 pgvector 对客户已有规程进行知识切片语义检索；L2层：结构化参数推荐表精确查询（支护参数表、通风标准表、设备配置表）；L3层：融合排序与Re-rank，按相关性权重合并三路检索结果。检索结果将注入 AI 引擎的上下文窗口，使生成内容精准匹配国标、行标与集团标准。</w:t>
+            </w:r>
+          </w:p>
+          <w:p>
+            <w:r>
+              <w:rPr>
+                <w:rFonts w:ascii="黑体" w:hAnsi="黑体"/>
                 <w:sz w:val="32"/>
-                <w:szCs w:val="32"/>
-              </w:rPr>
-            </w:pPr>
-            <w:r>
-              <w:rPr>
-                <w:rFonts w:hint="eastAsia" w:ascii="仿宋_GB2312" w:hAnsi="仿宋_GB2312" w:cs="仿宋_GB2312"/>
+              </w:rPr>
+              <w:t>掘进工程三大计算引擎开发：开发支护计算引擎——根据围岩级别、断面形式、宽高参数自动计算锚杆锚固力、最大允许间排距、推荐每排锚杆数、最少锚索数量、支护密度及安全系数，并内置合规预警机制（间距超限、安全系数不足等自动告警）。开发通风计算引擎——采用三法求需风量（瓦斯涌出法、人数法、炸药法），取三者最大值配风，自动推荐局扇型号与功率，嵌入风速合规校验。开发循环作业计算引擎——根据掘进方式（钻爆法/综掘）自动编排工序、计算循环进尺、日进尺与月进尺、正规循环率，支持校核设计月进尺目标。三大引擎均为无状态纯函数，可独立调用，也通过 AI 路由引擎的 Tool Calling 自动触发。</w:t>
+            </w:r>
+          </w:p>
+          <w:p>
+            <w:r>
+              <w:rPr>
+                <w:rFonts w:ascii="黑体" w:hAnsi="黑体"/>
                 <w:sz w:val="32"/>
-                <w:szCs w:val="32"/>
-              </w:rPr>
-              <w:t>掘进专业数据标准化梳理与编制规则制定：结合集团各矿掘进技术人员的现场实践经验，依据现行行业及集团规范，对基础库内的所有数据进行人工标准化梳理-</w:t>
-            </w:r>
-            <w:r>
-              <w:rPr>
-                <w:rFonts w:ascii="仿宋_GB2312" w:hAnsi="仿宋_GB2312" w:cs="仿宋_GB2312"/>
+              </w:rPr>
+              <w:t>六维合规校验引擎开发：针对掘进作业规程编制中的合规性需求，构建六维度合规校验引擎。维度包括：①断面参数校核（净面积、最小高度）；②支护参数校核（锚杆间排距、锚索数量）；③通风参数校核（需风量、风速）；④安全措施校核（瓦斯等级/自燃倾向性对应措施）；⑤巷道类型专项校核（高抽巷/低抽巷/回风巷/切巷的特殊要求）；⑥集团标准加严校核（如集团最小净高2.6m高于国标2.5m）。同时开发基于RAG+LLM的语义级合规审查功能，逐章对比生成内容与集团标准条款，自动发现合规差距并给出整改建议。</w:t>
+            </w:r>
+          </w:p>
+          <w:p>
+            <w:r>
+              <w:rPr>
+                <w:rFonts w:ascii="黑体" w:hAnsi="黑体"/>
                 <w:sz w:val="32"/>
-                <w:szCs w:val="32"/>
-              </w:rPr>
-              <w:t>-</w:t>
-            </w:r>
-            <w:r>
-              <w:rPr>
-                <w:rFonts w:hint="eastAsia" w:ascii="仿宋_GB2312" w:hAnsi="仿宋_GB2312" w:cs="仿宋_GB2312"/>
+              </w:rPr>
+              <w:t>AI 赋能规程文档智能生成模块开发：严格按照华阳集团《采掘运技术管理规定》附件2《掘进工作面作业规程编制内容及提纲》的官方9章结构（概述、地面相对位置及水文地质概况、巷道布置及支护说明、施工工艺、生产系统、劳动组织及主要技术经济指标、煤质管理、安全技术措施9节、安全风险管控及应急避险），组装规程文本。计算引擎输出的支护参数、通风配风结果自动嵌入对应章节。AI深度润色采用Prompt工程——注入工程参数基线、RAG检索的标准条款、计算推导文本和范文 Few-Shot 样例（参照已审批通过的优秀规程66,567字），由大模型深度润色扩写每一章节。内置 Critic 自评打分引擎，对每章生成内容按5项质量标准（模糊表述扫描、数值标准检查、法规引用检查、结构完整性、责任岗位检查）自动评分，≥8分通过，不通过则重新生成。跨章节一致性扫描引擎自动检测断层数量、设备型号、人员编制、涌水量/瓦斯参数、巷道尺寸等数据是否各章一致，发现矛盾自动提示修正。最终自动输出符合标准排版的 Word 格式文档。</w:t>
+            </w:r>
+          </w:p>
+          <w:p>
+            <w:r>
+              <w:rPr>
+                <w:rFonts w:ascii="黑体" w:hAnsi="黑体"/>
                 <w:sz w:val="32"/>
-                <w:szCs w:val="32"/>
-              </w:rPr>
-              <w:t>统一掘进专业术语表述、规范掘进参数格式（如巷道断面尺寸统一为“宽×高”格式、支护间距统一为米制单位、循环进尺统一计量标准）、补全工程资料中的关键缺失参数、剔除不合理的支护参数、矿压数据等异常值，形成逻辑自洽、格式统一的标准化模版。同时，基于标准化模版，结合掘进工程核心理论，制定“地质条件-掘进参数-规程内容”核心匹配规则，明确围岩级别与支护参数、掘进类型与装备选型、矿井灾害等级与安全技术措施、巷道用途与断面设计等一一对应的编制规则，形成体系化、标准化的掘进作业规程编制规则体系，作为平台自动生成规程的核心依据。</w:t>
-            </w:r>
-          </w:p>
-          <w:p>
-            <w:pPr>
-              <w:numPr>
-                <w:ilvl w:val="0"/>
-                <w:numId w:val="3"/>
-              </w:numPr>
-              <w:ind w:firstLineChars="0"/>
-              <w:rPr>
-                <w:rFonts w:ascii="仿宋_GB2312" w:hAnsi="仿宋_GB2312" w:cs="仿宋_GB2312"/>
+              </w:rPr>
+              <w:t>掘进规程配套图纸统一管理模块开发：结合集团各矿掘进工作面作业规程的配套图纸需求，梳理构建统一图纸管理模块。根据现场需求可上传、检索、下载涵盖巷道断面图、支护示意图、正规循环作业图表、避灾路线图、设备布置图常用图纸模板。</w:t>
+            </w:r>
+          </w:p>
+          <w:p>
+            <w:r>
+              <w:rPr>
+                <w:rFonts w:ascii="黑体" w:hAnsi="黑体"/>
                 <w:sz w:val="32"/>
-                <w:szCs w:val="32"/>
-              </w:rPr>
-            </w:pPr>
-            <w:r>
-              <w:rPr>
-                <w:rFonts w:hint="eastAsia" w:ascii="仿宋_GB2312" w:hAnsi="仿宋_GB2312" w:cs="仿宋_GB2312"/>
+              </w:rPr>
+              <w:t>平台功能集成与整体调试：完成 AI 智能路由引擎、RAG 融合检索引擎、三大计算引擎、六维合规校验引擎、AI 文档生成引擎、图纸管理等模块的系统集成。搭建平台测试环境，开展全功能模块的联动调试，重点检验 AI 意图识别准确率、RAG 检索召回精度、计算引擎合规预警准确性、文档生成的完整性与 Critic 评分通过率、合规校验的全面性及模块间的衔接流畅性，及时解决平台运行过程中的问题，确保平台整体运行稳定。</w:t>
+            </w:r>
+          </w:p>
+          <w:p>
+            <w:r>
+              <w:rPr>
+                <w:rFonts w:ascii="黑体" w:hAnsi="黑体"/>
                 <w:sz w:val="32"/>
-                <w:szCs w:val="32"/>
-              </w:rPr>
-              <w:t>掘进工作面参数匹配模块开发：基于构建的标准化基础库和编制规则体系，开发掘进工作面核心参数匹配功能模块。可设置地质条件、围岩级别、掘进类型、巷道参数、设备配置、矿井灾害类型等的可视化选择/录入界面，支持现场技术人员根据掘进工作面实际情况，快速勾选、录入核心参数；系统依据预设匹配规则自动关联相应模板与内容片段，实现参数选择与规程内容匹配的自动化处理。</w:t>
-            </w:r>
-          </w:p>
-          <w:p>
-            <w:pPr>
-              <w:numPr>
-                <w:ilvl w:val="0"/>
-                <w:numId w:val="3"/>
-              </w:numPr>
-              <w:ind w:firstLineChars="0"/>
-              <w:rPr>
-                <w:rFonts w:ascii="仿宋_GB2312" w:hAnsi="仿宋_GB2312" w:cs="仿宋_GB2312"/>
+              </w:rPr>
+              <w:t>（二）本项目研究应达到的目标</w:t>
+            </w:r>
+          </w:p>
+          <w:p>
+            <w:r>
+              <w:rPr>
+                <w:rFonts w:ascii="黑体" w:hAnsi="黑体"/>
                 <w:sz w:val="32"/>
-                <w:szCs w:val="32"/>
-              </w:rPr>
-            </w:pPr>
-            <w:r>
-              <w:rPr>
-                <w:rFonts w:hint="eastAsia" w:ascii="仿宋_GB2312" w:hAnsi="仿宋_GB2312" w:cs="仿宋_GB2312"/>
+              </w:rPr>
+              <w:t>开发一套 AI 赋能的煤矿掘进工作面作业规程智能生成平台，深度融合大语言模型（LLM）与掘进工程核心理论、现行行业规范、华阳集团各矿掘进现场实践经验，实现"现场参数选择→AI智能匹配→计算引擎自动校验→合规审查闭环→标准化规程AI深度生成"的一体化智能交付。平台可支持不同围岩级别、不同掘进类型（煤巷、岩巷、半煤岩巷）、不同地质条件的多场景适配，同时兼容复杂地质构造等特殊工况的规程编制需求，确保输出的掘进工作面作业规程成果完全符合国家及行业掘进相关规范、集团技术管理要求，精准匹配煤矿现场的规程编制与作业指导需求。</w:t>
+            </w:r>
+          </w:p>
+          <w:p>
+            <w:r>
+              <w:rPr>
+                <w:rFonts w:ascii="黑体" w:hAnsi="黑体"/>
                 <w:sz w:val="32"/>
-                <w:szCs w:val="32"/>
-              </w:rPr>
-              <w:t>掘进作业规程标准化内容自动生成模块开发：围绕煤矿掘进作业规程的标准编制框架，开发规程文本自动生成模块。系统根据参数匹配结果自动生成工程概况、施工工艺、支护设计、作业流程、安全技术措施、灾害防控、劳动组织及正规循环作业章节内容，实现规程内容自动拼接与统一排版，直接输出Word格式文档。</w:t>
-            </w:r>
-          </w:p>
-          <w:p>
-            <w:pPr>
-              <w:numPr>
-                <w:ilvl w:val="0"/>
-                <w:numId w:val="3"/>
-              </w:numPr>
-              <w:ind w:firstLineChars="0"/>
-              <w:rPr>
-                <w:rFonts w:ascii="仿宋_GB2312" w:hAnsi="仿宋_GB2312" w:cs="仿宋_GB2312"/>
+              </w:rPr>
+              <w:t>（三）技术关键及主要技术经济指标</w:t>
+            </w:r>
+          </w:p>
+          <w:p>
+            <w:r>
+              <w:rPr>
+                <w:rFonts w:ascii="黑体" w:hAnsi="黑体"/>
                 <w:sz w:val="32"/>
-                <w:szCs w:val="32"/>
-              </w:rPr>
-            </w:pPr>
-            <w:r>
-              <w:rPr>
-                <w:rFonts w:hint="eastAsia" w:ascii="仿宋_GB2312" w:hAnsi="仿宋_GB2312" w:cs="仿宋_GB2312"/>
+              </w:rPr>
+              <w:t>1.技术关键</w:t>
+            </w:r>
+          </w:p>
+          <w:p>
+            <w:r>
+              <w:rPr>
+                <w:rFonts w:ascii="黑体" w:hAnsi="黑体"/>
                 <w:sz w:val="32"/>
-                <w:szCs w:val="32"/>
-              </w:rPr>
-              <w:t>掘进规程配套图纸统一管理模块开发：结合集团各矿掘进工作面作业规程的配套图纸需求，梳理构建统一图纸管理模块。根据现场需求可上传、检索、下载涵盖巷道断面图、支护示意图、正规循环作业图表、避灾路线图、设备布置图常用图纸模板。</w:t>
-            </w:r>
-          </w:p>
-          <w:p>
-            <w:pPr>
-              <w:numPr>
-                <w:ilvl w:val="0"/>
-                <w:numId w:val="3"/>
-              </w:numPr>
-              <w:ind w:firstLineChars="0"/>
-              <w:rPr>
-                <w:rFonts w:ascii="仿宋_GB2312" w:hAnsi="仿宋_GB2312" w:cs="仿宋_GB2312"/>
+              </w:rPr>
+              <w:t>掘进专业双层次标准化基础库构建技术：构建覆盖掘进行业政策标准、集团各矿现场工程实践的双层次标准化数据体系，采用 pgvector 向量数据库实现标准条款的语义化存储与毫秒级检索，解决掘进相关规范、工程资料、设备参数等多类型数据的分类整合与规范管理难题，保障平台数据底座的完整性、规范性与现场适配性；</w:t>
+            </w:r>
+          </w:p>
+          <w:p>
+            <w:r>
+              <w:rPr>
+                <w:rFonts w:ascii="黑体" w:hAnsi="黑体"/>
                 <w:sz w:val="32"/>
-                <w:szCs w:val="32"/>
-              </w:rPr>
-            </w:pPr>
-            <w:r>
-              <w:rPr>
-                <w:rFonts w:hint="eastAsia" w:ascii="仿宋_GB2312" w:hAnsi="仿宋_GB2312" w:cs="仿宋_GB2312"/>
+              </w:rPr>
+              <w:t>LLM Tool Calling 驱动的 AI 智能路由技术：基于大语言模型的工具调用（Tool Calling）机制实现意图识别与引擎调度，定义6大核心工具，由LLM自主判断用户意图并调度对应引擎，彻底避免传统 if-else 硬编码匹配的局限性，实现灵活、精准的多引擎协同调度；</w:t>
+            </w:r>
+          </w:p>
+          <w:p>
+            <w:r>
+              <w:rPr>
+                <w:rFonts w:ascii="黑体" w:hAnsi="黑体"/>
                 <w:sz w:val="32"/>
-                <w:szCs w:val="32"/>
-              </w:rPr>
-              <w:t>规程关键计算校验模块开发：针对掘进作业规程编制中涉及的支护强度、通风量、锚杆锚索受力计算等关键数值计算环节，嵌入标准化的专有计算校验模块。系统依据行业规范预设计算公式，用户输入基础数据后自动完成计算并进行合规性校验，提高计算准确性，避免人工核算误差。</w:t>
-            </w:r>
-          </w:p>
-          <w:p>
-            <w:pPr>
-              <w:numPr>
-                <w:ilvl w:val="0"/>
-                <w:numId w:val="3"/>
-              </w:numPr>
-              <w:ind w:firstLineChars="0"/>
-              <w:rPr>
-                <w:rFonts w:ascii="仿宋_GB2312" w:hAnsi="仿宋_GB2312" w:cs="仿宋_GB2312"/>
+              </w:rPr>
+              <w:t>RAG 三层融合检索技术：构建语义向量检索（pgvector）+ 知识切片检索 + 结构化参数表精确查表的三层融合检索体系，实现标准条款与工程参数的高精度召回与融合排序，确保 AI 生成内容精准匹配国标、行标与集团标准；</w:t>
+            </w:r>
+          </w:p>
+          <w:p>
+            <w:r>
+              <w:rPr>
+                <w:rFonts w:ascii="黑体" w:hAnsi="黑体"/>
                 <w:sz w:val="32"/>
-                <w:szCs w:val="32"/>
-              </w:rPr>
-            </w:pPr>
-            <w:r>
-              <w:rPr>
-                <w:rFonts w:hint="eastAsia" w:ascii="仿宋_GB2312" w:hAnsi="仿宋_GB2312" w:cs="仿宋_GB2312"/>
+              </w:rPr>
+              <w:t>掘进工程核心数值计算引擎开发技术：开发支护、通风、循环作业三大计算引擎，针对支护强度、通风量、锚杆锚索受力等掘进规程核心计算环节，实现核心工程数值的自动精准计算与合规性预警校验；</w:t>
+            </w:r>
+          </w:p>
+          <w:p>
+            <w:r>
+              <w:rPr>
+                <w:rFonts w:ascii="黑体" w:hAnsi="黑体"/>
                 <w:sz w:val="32"/>
-                <w:szCs w:val="32"/>
-              </w:rPr>
-              <w:t>平台功能集成与整体调试：平台功能集成与整体调试：完成参数匹配、内容生成、图纸管理及计算校验等模块的系统集成。搭建平台测试环境，开展全功能模块的联动调试，重点检验参数匹配的精准度、内容生成的完整性、计算校验的准确性及模块间的衔接流畅性，及时解决平台运行过程中的参数匹配错误、程序卡顿等问题，确保平台整体运行稳定。</w:t>
-            </w:r>
-          </w:p>
-          <w:p>
-            <w:pPr>
-              <w:pStyle w:val="21"/>
-              <w:spacing w:line="560" w:lineRule="exact"/>
-              <w:ind w:left="560" w:leftChars="200" w:firstLineChars="0"/>
-              <w:jc w:val="left"/>
-              <w:rPr>
-                <w:rFonts w:hAnsi="仿宋_GB2312" w:cs="仿宋_GB2312"/>
-                <w:b/>
-                <w:bCs/>
+              </w:rPr>
+              <w:t>六维合规校验与语义级审查技术：构建断面/支护/通风/安全/巷道类型/集团标准六维度合规校验体系，叠加基于 RAG + LLM 的语义级合规审查，实现对生成规程的全方位自动合规检查；</w:t>
+            </w:r>
+          </w:p>
+          <w:p>
+            <w:r>
+              <w:rPr>
+                <w:rFonts w:ascii="黑体" w:hAnsi="黑体"/>
                 <w:sz w:val="32"/>
-                <w:szCs w:val="32"/>
-              </w:rPr>
-            </w:pPr>
-            <w:r>
-              <w:rPr>
-                <w:rFonts w:hint="eastAsia" w:hAnsi="仿宋_GB2312" w:cs="仿宋_GB2312"/>
-                <w:b/>
-                <w:bCs/>
+              </w:rPr>
+              <w:t>AI 深度润色与质量闭环生成技术：基于 Prompt 工程注入工程参数、标准条款、计算推导和范文 Few-Shot，由大模型深度润色扩写规程章节。内置 Critic 5项自评打分引擎与跨章节一致性扫描引擎，实现"生成→评分→重写→一致性扫描"的质量闭环，保障文档输出的规范性与专业性；</w:t>
+            </w:r>
+          </w:p>
+          <w:p>
+            <w:r>
+              <w:rPr>
+                <w:rFonts w:ascii="黑体" w:hAnsi="黑体"/>
                 <w:sz w:val="32"/>
-                <w:szCs w:val="32"/>
-              </w:rPr>
-              <w:t>（二）本项目研究应达到的目标</w:t>
-            </w:r>
-          </w:p>
-          <w:p>
-            <w:pPr>
-              <w:pStyle w:val="9"/>
-              <w:spacing w:line="560" w:lineRule="exact"/>
-              <w:ind w:firstLine="640"/>
-              <w:rPr>
-                <w:rFonts w:hAnsi="仿宋_GB2312" w:cs="仿宋_GB2312"/>
+              </w:rPr>
+              <w:t>多模型动态路由与故障降级技术：通过 LiteLLM 中继网关统一管理多个大模型（Gemini/GPT系列），配置10类任务的模型优先级列表，首选模型故障时自动 fallback 到备选模型，确保 AI 服务的高可用性；</w:t>
+            </w:r>
+          </w:p>
+          <w:p>
+            <w:r>
+              <w:rPr>
+                <w:rFonts w:ascii="黑体" w:hAnsi="黑体"/>
                 <w:sz w:val="32"/>
-                <w:szCs w:val="32"/>
-              </w:rPr>
-            </w:pPr>
-            <w:r>
-              <w:rPr>
-                <w:rFonts w:hint="eastAsia" w:hAnsi="仿宋_GB2312" w:cs="仿宋_GB2312"/>
+              </w:rPr>
+              <w:t>掘进多场景适配与平台迭代优化技术：通过集团不同矿井、不同掘进场景的现场实证验证，开展多轮反馈迭代优化，提升平台对煤巷、岩巷、半煤岩巷等多场景的兼容能力，保障平台现场使用的稳定性。</w:t>
+            </w:r>
+          </w:p>
+          <w:p>
+            <w:r>
+              <w:rPr>
+                <w:rFonts w:ascii="黑体" w:hAnsi="黑体"/>
                 <w:sz w:val="32"/>
-                <w:szCs w:val="32"/>
-              </w:rPr>
-              <w:t>开发一套煤矿掘进工作面作业规程自动生成平台，深度融合掘进工程核心理论、现行行业规范与华阳集团各矿掘进现场实践经验，实现“现场参数选择→规程内容匹配→标准化规程自动生成”的一体化交付，平台可支持不同围岩级别、不同掘进类型（煤巷、岩巷、半煤岩巷）、不同地质条件的多场景适配，同时兼容复杂地质构造等特殊工况的规程编制需求，确保输出的掘进工作面作业规程成果完全符合国家及行业掘进相关规范、集团技术管理要求，精准匹配煤矿现场的规程编制与作业指导需求。</w:t>
-            </w:r>
-          </w:p>
-          <w:p>
-            <w:pPr>
-              <w:pStyle w:val="21"/>
-              <w:spacing w:line="560" w:lineRule="exact"/>
-              <w:ind w:left="560" w:leftChars="200" w:firstLineChars="0"/>
-              <w:jc w:val="left"/>
-              <w:rPr>
-                <w:rFonts w:hAnsi="仿宋_GB2312" w:cs="仿宋_GB2312"/>
-                <w:b/>
-                <w:bCs/>
+              </w:rPr>
+              <w:t>2.技术指标</w:t>
+            </w:r>
+          </w:p>
+          <w:p>
+            <w:r>
+              <w:rPr>
+                <w:rFonts w:ascii="黑体" w:hAnsi="黑体"/>
                 <w:sz w:val="32"/>
-                <w:szCs w:val="32"/>
-              </w:rPr>
-            </w:pPr>
-            <w:r>
-              <w:rPr>
-                <w:rFonts w:hint="eastAsia" w:hAnsi="仿宋_GB2312" w:cs="仿宋_GB2312"/>
-                <w:b/>
-                <w:bCs/>
+              </w:rPr>
+              <w:t>覆盖大多数采矿相关政策标准，掘进作业规程中核心内容标准化，作业规程生成格式规范；AI 意图识别准确率≥90%，RAG 标准条款检索召回率≥85%，Critic自评打分≥8/10通过率≥80%；有助于掘进作业规程合规性审查通过；平台支持煤巷、岩巷、半煤岩巷全类型掘进工作面规程编制。</w:t>
+            </w:r>
+          </w:p>
+          <w:p>
+            <w:r>
+              <w:rPr>
+                <w:rFonts w:ascii="黑体" w:hAnsi="黑体"/>
                 <w:sz w:val="32"/>
-                <w:szCs w:val="32"/>
-              </w:rPr>
-              <w:t>（三）技术关键及主要技术经济指标</w:t>
-            </w:r>
-          </w:p>
-          <w:p>
-            <w:pPr>
-              <w:pStyle w:val="21"/>
-              <w:spacing w:line="560" w:lineRule="exact"/>
-              <w:ind w:firstLine="640"/>
-              <w:jc w:val="left"/>
-              <w:rPr>
-                <w:rFonts w:hAnsi="仿宋_GB2312" w:cs="仿宋_GB2312"/>
+              </w:rPr>
+              <w:t>3.经济指标</w:t>
+            </w:r>
+          </w:p>
+          <w:p>
+            <w:r>
+              <w:rPr>
+                <w:rFonts w:ascii="黑体" w:hAnsi="黑体"/>
                 <w:sz w:val="32"/>
-                <w:szCs w:val="32"/>
-              </w:rPr>
-            </w:pPr>
-            <w:r>
-              <w:rPr>
-                <w:rFonts w:hint="eastAsia" w:hAnsi="仿宋_GB2312" w:cs="仿宋_GB2312"/>
-                <w:sz w:val="32"/>
-                <w:szCs w:val="32"/>
-              </w:rPr>
-              <w:t>1.技术关键</w:t>
-            </w:r>
-          </w:p>
-          <w:p>
-            <w:pPr>
-              <w:numPr>
-                <w:ilvl w:val="0"/>
-                <w:numId w:val="4"/>
-              </w:numPr>
-              <w:ind w:left="0" w:firstLine="640"/>
-              <w:rPr>
-                <w:rFonts w:ascii="仿宋_GB2312" w:hAnsi="仿宋_GB2312" w:cs="仿宋_GB2312"/>
-                <w:sz w:val="32"/>
-                <w:szCs w:val="32"/>
-              </w:rPr>
-            </w:pPr>
-            <w:r>
-              <w:rPr>
-                <w:rFonts w:hint="eastAsia" w:ascii="仿宋_GB2312" w:hAnsi="仿宋_GB2312" w:cs="仿宋_GB2312"/>
-                <w:sz w:val="32"/>
-                <w:szCs w:val="32"/>
-              </w:rPr>
-              <w:t>掘进专业双层次标准化基础库构建技术：构建覆盖掘进行业政策标准、集团各矿现场工程实践的双层次标准化数据体系，解决掘进相关规范、工程资料、设备参数等多类型数据的分类整合与规范管理难题，保障平台数据底座的完整性、规范性与现场适配性；</w:t>
-            </w:r>
-          </w:p>
-          <w:p>
-            <w:pPr>
-              <w:spacing w:line="240" w:lineRule="auto"/>
-              <w:ind w:firstLine="0" w:firstLineChars="0"/>
-              <w:jc w:val="center"/>
-              <w:rPr>
-                <w:rFonts w:ascii="仿宋_GB2312" w:hAnsi="仿宋_GB2312" w:cs="仿宋_GB2312"/>
-                <w:sz w:val="32"/>
-                <w:szCs w:val="32"/>
-              </w:rPr>
-            </w:pPr>
-            <w:r>
-              <w:rPr>
-                <w:rFonts w:hint="eastAsia" w:ascii="仿宋_GB2312" w:hAnsi="仿宋_GB2312" w:cs="仿宋_GB2312"/>
-                <w:sz w:val="32"/>
-                <w:szCs w:val="32"/>
-              </w:rPr>
-              <w:drawing>
-                <wp:inline distT="0" distB="0" distL="114300" distR="114300">
-                  <wp:extent cx="4298950" cy="2464435"/>
-                  <wp:effectExtent l="0" t="0" r="6350" b="12065"/>
-                  <wp:docPr id="4" name="图片 4" descr="图片1"/>
-                  <wp:cNvGraphicFramePr>
-                    <a:graphicFrameLocks xmlns:a="http://schemas.openxmlformats.org/drawingml/2006/main" noChangeAspect="1"/>
-                  </wp:cNvGraphicFramePr>
-                  <a:graphic xmlns:a="http://schemas.openxmlformats.org/drawingml/2006/main">
-                    <a:graphicData uri="http://schemas.openxmlformats.org/drawingml/2006/picture">
-                      <pic:pic xmlns:pic="http://schemas.openxmlformats.org/drawingml/2006/picture">
-                        <pic:nvPicPr>
-                          <pic:cNvPr id="4" name="图片 4" descr="图片1"/>
-                          <pic:cNvPicPr>
-                            <a:picLocks noChangeAspect="1"/>
-                          </pic:cNvPicPr>
-                        </pic:nvPicPr>
-                        <pic:blipFill>
-                          <a:blip r:embed="rId22"/>
-                          <a:stretch>
-                            <a:fillRect/>
-                          </a:stretch>
-                        </pic:blipFill>
-                        <pic:spPr>
-                          <a:xfrm>
-                            <a:off x="0" y="0"/>
-                            <a:ext cx="4298950" cy="2464435"/>
-                          </a:xfrm>
-                          <a:prstGeom prst="rect">
-                            <a:avLst/>
-                          </a:prstGeom>
-                        </pic:spPr>
-                      </pic:pic>
-                    </a:graphicData>
-                  </a:graphic>
-                </wp:inline>
-              </w:drawing>
-            </w:r>
-          </w:p>
-          <w:p>
-            <w:pPr>
-              <w:numPr>
-                <w:ilvl w:val="0"/>
-                <w:numId w:val="4"/>
-              </w:numPr>
-              <w:ind w:left="0" w:firstLine="640"/>
-              <w:rPr>
-                <w:rFonts w:ascii="仿宋_GB2312" w:hAnsi="仿宋_GB2312" w:cs="仿宋_GB2312"/>
-                <w:sz w:val="32"/>
-                <w:szCs w:val="32"/>
-              </w:rPr>
-            </w:pPr>
-            <w:r>
-              <w:rPr>
-                <w:rFonts w:hint="eastAsia" w:ascii="仿宋_GB2312" w:hAnsi="仿宋_GB2312" w:cs="仿宋_GB2312"/>
-                <w:sz w:val="32"/>
-                <w:szCs w:val="32"/>
-              </w:rPr>
-              <w:t>掘进规程核心参数标准化匹配规则制定技术：基于掘进工程核心理论与现场实践经验，建立“地质条件-掘进参数-规程内容”的精准匹配规则体系，解决不同围岩级别、掘进类型、地质工况下参数与规程内容的对应适配难题，保障规程生成内容的精准性与逻辑性；</w:t>
-            </w:r>
-          </w:p>
-          <w:p>
-            <w:pPr>
-              <w:numPr>
-                <w:ilvl w:val="0"/>
-                <w:numId w:val="4"/>
-              </w:numPr>
-              <w:ind w:left="0" w:firstLine="640"/>
-              <w:rPr>
-                <w:rFonts w:ascii="仿宋_GB2312" w:hAnsi="仿宋_GB2312" w:cs="仿宋_GB2312"/>
-                <w:sz w:val="32"/>
-                <w:szCs w:val="32"/>
-              </w:rPr>
-            </w:pPr>
-            <w:r>
-              <w:rPr>
-                <w:rFonts w:hint="eastAsia" w:ascii="仿宋_GB2312" w:hAnsi="仿宋_GB2312" w:cs="仿宋_GB2312"/>
-                <w:sz w:val="32"/>
-                <w:szCs w:val="32"/>
-              </w:rPr>
-              <w:t>掘进工程关键数值计算校验模块开发技术：针对支护强度、通风量、锚杆锚索受力等掘进规程核心计算环节，开发标准化计算校验模块，解决传统人工计算效率低、易出错的问题，实现核心工程数值的自动精准计算与合规性校验；</w:t>
-            </w:r>
-          </w:p>
-          <w:p>
-            <w:pPr>
-              <w:numPr>
-                <w:ilvl w:val="0"/>
-                <w:numId w:val="4"/>
-              </w:numPr>
-              <w:ind w:left="0" w:firstLine="640" w:firstLineChars="0"/>
-              <w:rPr>
-                <w:rFonts w:ascii="仿宋_GB2312" w:hAnsi="仿宋_GB2312" w:cs="仿宋_GB2312"/>
-                <w:sz w:val="32"/>
-                <w:szCs w:val="32"/>
-              </w:rPr>
-            </w:pPr>
-            <w:r>
-              <w:rPr>
-                <w:rFonts w:hint="eastAsia" w:ascii="仿宋_GB2312" w:hAnsi="仿宋_GB2312" w:cs="仿宋_GB2312"/>
-                <w:sz w:val="32"/>
-                <w:szCs w:val="32"/>
-              </w:rPr>
-              <w:t>掘进工程文本自动生成技术：攻克规程标准化章节排版、核心内容自动拼接的自动化难题，实现规程Word格式直接输出交付，保障文档生成的规范性与实用性；</w:t>
-            </w:r>
-          </w:p>
-          <w:p>
-            <w:pPr>
-              <w:numPr>
-                <w:ilvl w:val="0"/>
-                <w:numId w:val="4"/>
-              </w:numPr>
-              <w:ind w:left="0" w:firstLine="640"/>
-              <w:rPr>
-                <w:rFonts w:ascii="仿宋_GB2312" w:hAnsi="仿宋_GB2312" w:cs="仿宋_GB2312"/>
-                <w:sz w:val="32"/>
-                <w:szCs w:val="32"/>
-              </w:rPr>
-            </w:pPr>
-            <w:r>
-              <w:rPr>
-                <w:rFonts w:hint="eastAsia" w:ascii="仿宋_GB2312" w:hAnsi="仿宋_GB2312" w:cs="仿宋_GB2312"/>
-                <w:sz w:val="32"/>
-                <w:szCs w:val="32"/>
-              </w:rPr>
-              <w:t>掘进多场景适配与平台迭代优化技术：通过集团不同矿井、不同掘进场景的现场实证验证，开展多轮反馈迭代优化，解决平台对复杂地质、特殊工况的适配不足问题，提升平台对煤巷、岩巷、半煤岩巷等多场景的兼容能力，保障平台现场使用的稳定性。</w:t>
-            </w:r>
-          </w:p>
-          <w:p>
-            <w:pPr>
-              <w:pStyle w:val="21"/>
-              <w:spacing w:line="560" w:lineRule="exact"/>
-              <w:ind w:firstLine="640"/>
-              <w:jc w:val="left"/>
-              <w:rPr>
-                <w:rFonts w:hAnsi="仿宋_GB2312" w:cs="仿宋_GB2312"/>
-                <w:sz w:val="32"/>
-                <w:szCs w:val="32"/>
-              </w:rPr>
-            </w:pPr>
-            <w:r>
-              <w:rPr>
-                <w:rFonts w:hint="eastAsia" w:hAnsi="仿宋_GB2312" w:cs="仿宋_GB2312"/>
-                <w:sz w:val="32"/>
-                <w:szCs w:val="32"/>
-              </w:rPr>
-              <w:t>2.技术指标</w:t>
-            </w:r>
-          </w:p>
-          <w:p>
-            <w:pPr>
-              <w:ind w:firstLine="640"/>
-              <w:rPr>
-                <w:rFonts w:ascii="仿宋_GB2312" w:hAnsi="仿宋_GB2312" w:cs="仿宋_GB2312"/>
-                <w:sz w:val="32"/>
-                <w:szCs w:val="32"/>
-              </w:rPr>
-            </w:pPr>
-            <w:r>
-              <w:rPr>
-                <w:rFonts w:hint="eastAsia" w:ascii="仿宋_GB2312" w:hAnsi="仿宋_GB2312" w:cs="仿宋_GB2312"/>
-                <w:sz w:val="32"/>
-                <w:szCs w:val="32"/>
-              </w:rPr>
-              <w:t>覆盖大多数采矿相关政策标准，掘进作业规程中核心内容标准化，作业规程生成格式规范；有助于掘进作业规程合规性审查通过；平台支持煤巷、岩巷、半煤岩巷全类型掘进工作面规程编制。</w:t>
-            </w:r>
-          </w:p>
-          <w:p>
-            <w:pPr>
-              <w:pStyle w:val="21"/>
-              <w:spacing w:line="560" w:lineRule="exact"/>
-              <w:ind w:firstLine="640"/>
-              <w:jc w:val="left"/>
-              <w:rPr>
-                <w:rFonts w:hAnsi="仿宋_GB2312" w:cs="仿宋_GB2312"/>
-                <w:sz w:val="32"/>
-                <w:szCs w:val="32"/>
-              </w:rPr>
-            </w:pPr>
-            <w:r>
-              <w:rPr>
-                <w:rFonts w:hint="eastAsia" w:hAnsi="仿宋_GB2312" w:cs="仿宋_GB2312"/>
-                <w:sz w:val="32"/>
-                <w:szCs w:val="32"/>
-              </w:rPr>
-              <w:t>3.经济指标</w:t>
-            </w:r>
-          </w:p>
-          <w:p>
-            <w:pPr>
-              <w:ind w:firstLine="640"/>
-              <w:rPr>
-                <w:rFonts w:cs="仿宋_GB2312"/>
-                <w:szCs w:val="28"/>
-              </w:rPr>
-            </w:pPr>
-            <w:r>
-              <w:rPr>
-                <w:rFonts w:hint="eastAsia" w:ascii="仿宋_GB2312" w:hAnsi="仿宋_GB2312" w:cs="仿宋_GB2312"/>
-                <w:sz w:val="32"/>
-                <w:szCs w:val="32"/>
-              </w:rPr>
-              <w:t>掘进作业规程编制周期较传统人工模式由现在15天缩短至10天，效率提升30%以上。</w:t>
+              </w:rPr>
+              <w:t>掘进作业规程编制周期较传统人工模式由现在15天缩短至10天，效率提升30%以上。借助AI智能生成与合规审查闭环，减少人工反复修改次数，进一步降低规程编制的人力成本。</w:t>
             </w:r>
           </w:p>
         </w:tc>
@@ -2435,1991 +2128,127 @@
             </w:pPr>
             <w:r>
               <w:rPr>
-                <w:rFonts w:hint="eastAsia" w:ascii="黑体" w:hAnsi="黑体" w:eastAsia="黑体" w:cs="黑体"/>
+                <w:rFonts w:ascii="黑体" w:hAnsi="黑体"/>
                 <w:sz w:val="32"/>
-                <w:szCs w:val="32"/>
               </w:rPr>
               <w:t>四、达到的技术水平，经济、社会效益及推广应用前景</w:t>
             </w:r>
-            <w:bookmarkEnd w:id="10"/>
-          </w:p>
-          <w:p>
-            <w:pPr>
-              <w:numPr>
-                <w:ilvl w:val="0"/>
-                <w:numId w:val="5"/>
-              </w:numPr>
-              <w:spacing w:line="540" w:lineRule="exact"/>
-              <w:ind w:left="0" w:leftChars="0" w:firstLine="420" w:firstLineChars="0"/>
-              <w:rPr>
-                <w:rFonts w:hint="eastAsia" w:ascii="仿宋_GB2312" w:hAnsi="仿宋_GB2312" w:cs="仿宋_GB2312"/>
-                <w:b/>
+          </w:p>
+          <w:p>
+            <w:r>
+              <w:rPr>
+                <w:rFonts w:ascii="黑体" w:hAnsi="黑体"/>
                 <w:sz w:val="32"/>
-                <w:szCs w:val="32"/>
-              </w:rPr>
-            </w:pPr>
-            <w:r>
-              <w:rPr>
-                <w:rFonts w:hint="eastAsia" w:ascii="仿宋_GB2312" w:hAnsi="仿宋_GB2312" w:cs="仿宋_GB2312"/>
-                <w:b/>
+              </w:rPr>
+              <w:t>项目达到的技术水平</w:t>
+            </w:r>
+          </w:p>
+          <w:p>
+            <w:r>
+              <w:rPr>
+                <w:rFonts w:ascii="黑体" w:hAnsi="黑体"/>
                 <w:sz w:val="32"/>
-                <w:szCs w:val="32"/>
-              </w:rPr>
-              <w:t>项目达到的技术水平</w:t>
-            </w:r>
-          </w:p>
-          <w:p>
-            <w:pPr>
-              <w:ind w:firstLine="640"/>
-              <w:rPr>
-                <w:rFonts w:ascii="仿宋_GB2312" w:hAnsi="仿宋_GB2312" w:cs="仿宋_GB2312"/>
+              </w:rPr>
+              <w:t>构建国内首个深度融合大语言模型（LLM）的煤矿掘进工作面作业规程智能生成平台，填补行业内"AI赋能+全流程自动化"的技术空白。平台整合 AI 智能路由引擎（LLM Tool Calling 驱动的6工具意图调度）、RAG三层融合检索引擎（pgvector 语义检索 + 知识库检索 + 结构化查表）、三大计算引擎（支护/通风/循环作业）、六维合规校验引擎（含语义级审查）、AI深度文档生成引擎（Critic自评+跨章节一致性扫描），实现掘进作业规程"参数选择→AI智能匹配→计算校验→合规审查→AI深度生成"的一体化智能交付。区别于现有采矿工程单一绘图、计算类软件，本平台由AI大模型驱动全流程闭环，在技术架构的先进性、功能覆盖的全面性、生成质量的可控性三个维度均达到行业领先水平。</w:t>
+            </w:r>
+          </w:p>
+          <w:p>
+            <w:r>
+              <w:rPr>
+                <w:rFonts w:ascii="黑体" w:hAnsi="黑体"/>
                 <w:sz w:val="32"/>
-                <w:szCs w:val="32"/>
-              </w:rPr>
-            </w:pPr>
-            <w:r>
-              <w:rPr>
-                <w:rFonts w:hint="eastAsia" w:ascii="仿宋_GB2312" w:hAnsi="仿宋_GB2312" w:cs="仿宋_GB2312"/>
+              </w:rPr>
+              <w:t>经济社会效益</w:t>
+            </w:r>
+          </w:p>
+          <w:p>
+            <w:r>
+              <w:rPr>
+                <w:rFonts w:ascii="黑体" w:hAnsi="黑体"/>
                 <w:sz w:val="32"/>
-                <w:szCs w:val="32"/>
-              </w:rPr>
-              <w:t>填补行业内掘进工作面从现场参数匹配到作业规程标准化自动生成的技术空白，整合掘进参数匹配、数值自动计算、图纸管理、规程文本生成模块，实现掘进作业规程“参数选择－内容匹配－规程输出”的一体化交付。平台区别于现有采矿工程单一绘图、计算类软件，实现了掘进作业规程编制全流程的自动化、标准化，整体技术水平对标行业先进，且完全贴合煤矿现场实际使用需求。</w:t>
-            </w:r>
-          </w:p>
-          <w:p>
-            <w:pPr>
-              <w:numPr>
-                <w:ilvl w:val="0"/>
-                <w:numId w:val="5"/>
-              </w:numPr>
-              <w:spacing w:line="540" w:lineRule="exact"/>
-              <w:ind w:left="0" w:leftChars="0" w:firstLine="420" w:firstLineChars="0"/>
-              <w:rPr>
-                <w:rFonts w:hint="eastAsia" w:ascii="仿宋_GB2312" w:hAnsi="仿宋_GB2312" w:cs="仿宋_GB2312"/>
-                <w:b/>
+              </w:rPr>
+              <w:t>1.经济效益</w:t>
+            </w:r>
+          </w:p>
+          <w:p>
+            <w:r>
+              <w:rPr>
+                <w:rFonts w:ascii="黑体" w:hAnsi="黑体"/>
                 <w:sz w:val="32"/>
-                <w:szCs w:val="32"/>
-              </w:rPr>
-            </w:pPr>
-            <w:r>
-              <w:rPr>
-                <w:rFonts w:hint="eastAsia" w:ascii="仿宋_GB2312" w:hAnsi="仿宋_GB2312" w:cs="仿宋_GB2312"/>
-                <w:b/>
+              </w:rPr>
+              <w:t>效率提升收益：目前掘进工作面作业规程人工编制时间约15天，采用AI智能生成平台，可以缩短至10天，效率提升30%以上。同时AI智能对话助手可实时辅助技术人员解答支护计算、通风配风、标准查询等专业问题，进一步释放技术人员生产力。</w:t>
+            </w:r>
+          </w:p>
+          <w:p>
+            <w:r>
+              <w:rPr>
+                <w:rFonts w:ascii="黑体" w:hAnsi="黑体"/>
                 <w:sz w:val="32"/>
-                <w:szCs w:val="32"/>
-              </w:rPr>
-              <w:t>经济社会效益</w:t>
-            </w:r>
-          </w:p>
-          <w:p>
-            <w:pPr>
-              <w:ind w:firstLine="640"/>
-              <w:rPr>
-                <w:rFonts w:ascii="仿宋_GB2312" w:hAnsi="仿宋_GB2312" w:cs="仿宋_GB2312"/>
+              </w:rPr>
+              <w:t>质量提升收益：AI Critic自评打分引擎与六维合规校验引擎可有效减少人工审核发现的质量问题，降低规程编制的返工率，减少因规程编制质量问题导致的现场安全隐患。</w:t>
+            </w:r>
+          </w:p>
+          <w:p>
+            <w:r>
+              <w:rPr>
+                <w:rFonts w:ascii="黑体" w:hAnsi="黑体"/>
                 <w:sz w:val="32"/>
-                <w:szCs w:val="32"/>
-              </w:rPr>
-            </w:pPr>
-            <w:r>
-              <w:rPr>
-                <w:rFonts w:hint="eastAsia" w:ascii="仿宋_GB2312" w:hAnsi="仿宋_GB2312" w:cs="仿宋_GB2312"/>
+              </w:rPr>
+              <w:t>社会效益</w:t>
+            </w:r>
+          </w:p>
+          <w:p>
+            <w:r>
+              <w:rPr>
+                <w:rFonts w:ascii="黑体" w:hAnsi="黑体"/>
                 <w:sz w:val="32"/>
-                <w:szCs w:val="32"/>
-              </w:rPr>
-              <w:t>1.经济效益</w:t>
-            </w:r>
-          </w:p>
-          <w:p>
-            <w:pPr>
-              <w:ind w:firstLine="640"/>
-              <w:rPr>
-                <w:rFonts w:ascii="仿宋_GB2312" w:hAnsi="仿宋_GB2312" w:cs="仿宋_GB2312"/>
+              </w:rPr>
+              <w:t>安全保障升级：平台基于国家、行业及集团统一规范构建编制规则体系，结合六维合规校验引擎与基于RAG+LLM的语义级合规审查，实现集团各矿掘进作业规程编制标准的统一化和合规性自动检测，从源头规避因人为经验不足、内容疏漏、参数不合理导致的规程编制风险，为掘进现场作业提供精准、规范的技术指导，助力降低掘进作业安全事故发生率，提升煤矿生产本质安全水平。</w:t>
+            </w:r>
+          </w:p>
+          <w:p>
+            <w:r>
+              <w:rPr>
+                <w:rFonts w:ascii="黑体" w:hAnsi="黑体"/>
                 <w:sz w:val="32"/>
-                <w:szCs w:val="32"/>
-              </w:rPr>
-            </w:pPr>
-            <w:r>
-              <w:rPr>
-                <w:rFonts w:hint="eastAsia" w:ascii="仿宋_GB2312" w:hAnsi="仿宋_GB2312" w:cs="仿宋_GB2312"/>
+              </w:rPr>
+              <w:t>行业技术管理数字化推进：推动煤炭行业掘进技术管理从传统人工经验编制向AI赋能的标准化、自动化、智能化转型，为智能矿山建设在掘进技术管理领域提供切实可行的AI落地方案，为行业同类矿井的规程编制升级提供参考借鉴。</w:t>
+            </w:r>
+          </w:p>
+          <w:p>
+            <w:r>
+              <w:rPr>
+                <w:rFonts w:ascii="黑体" w:hAnsi="黑体"/>
                 <w:sz w:val="32"/>
-                <w:szCs w:val="32"/>
-              </w:rPr>
-              <w:t>效率提升收益：目前掘进工作面作业规程人工编制时间约15天，采用智能生成平台，可以缩短至10天，效率提升30%以上。</w:t>
-            </w:r>
-          </w:p>
-          <w:p>
-            <w:pPr>
-              <w:numPr>
-                <w:ilvl w:val="0"/>
-                <w:numId w:val="6"/>
-              </w:numPr>
-              <w:ind w:firstLine="640"/>
-              <w:rPr>
-                <w:rFonts w:ascii="仿宋_GB2312" w:hAnsi="仿宋_GB2312" w:cs="仿宋_GB2312"/>
+              </w:rPr>
+              <w:t>人力效能优化：将煤矿现场掘进技术人员从重复性的规程编制工作中解放，使其能够聚焦于井下复杂地质条件研判、掘进工艺优化、现场风险管控等核心工作，充分发挥技术人员的专业价值，提升煤矿技术队伍的核心业务能力。AI"掘进智脑"对话助手可作为技术人员的7*24小时智能顾问，辅助解答专业问题，促进专业知识传承。</w:t>
+            </w:r>
+          </w:p>
+          <w:p>
+            <w:r>
+              <w:rPr>
+                <w:rFonts w:ascii="黑体" w:hAnsi="黑体"/>
                 <w:sz w:val="32"/>
-                <w:szCs w:val="32"/>
-              </w:rPr>
-            </w:pPr>
-            <w:r>
-              <w:rPr>
-                <w:rFonts w:hint="eastAsia" w:ascii="仿宋_GB2312" w:hAnsi="仿宋_GB2312" w:cs="仿宋_GB2312"/>
+              </w:rPr>
+              <w:t>推广应用前景</w:t>
+            </w:r>
+          </w:p>
+          <w:p>
+            <w:r>
+              <w:rPr>
+                <w:rFonts w:ascii="黑体" w:hAnsi="黑体"/>
                 <w:sz w:val="32"/>
-                <w:szCs w:val="32"/>
-              </w:rPr>
-              <w:t>社会效益</w:t>
-            </w:r>
-          </w:p>
-          <w:p>
-            <w:pPr>
-              <w:ind w:firstLine="640"/>
-              <w:rPr>
-                <w:rFonts w:ascii="仿宋_GB2312" w:hAnsi="仿宋_GB2312" w:cs="仿宋_GB2312"/>
+              </w:rPr>
+              <w:t>本项目开发AI赋能的掘进工作面规程智能生成平台，契合煤炭行业掘进技术管理标准化、数字化、智能化的发展需求，且深度融合AI大模型技术，具备四大核心推广优势：一是AI赋能智能化程度高，大模型驱动的意图识别与自动生成能力远超传统规则匹配系统；二是专业适配性强，可精准应对煤巷、岩巷、半煤岩巷等不同掘进类型；三是现场适配性高，完全贴合国内煤矿掘进相关规范及煤炭企业内部管理模式，操作界面简洁易懂，适配煤矿现场技术人员的操作习惯，无需专业的计算机知识即可上手；四是应用门槛低，平台为一体化操作系统，采用容器化部署，可直接部署在煤矿现有办公终端或云服务器，且后期维护简单、成本低。</w:t>
+            </w:r>
+          </w:p>
+          <w:p>
+            <w:r>
+              <w:rPr>
+                <w:rFonts w:ascii="黑体" w:hAnsi="黑体"/>
                 <w:sz w:val="32"/>
-                <w:szCs w:val="32"/>
-              </w:rPr>
-            </w:pPr>
-            <w:r>
-              <w:rPr>
-                <w:rFonts w:hint="eastAsia" w:ascii="仿宋_GB2312" w:hAnsi="仿宋_GB2312" w:cs="仿宋_GB2312"/>
-                <w:sz w:val="32"/>
-                <w:szCs w:val="32"/>
-              </w:rPr>
-              <w:t>安全保障升级：平台基于国家、行业及集团统一规范构建编制规则体系，实现集团各矿掘进作业规程编制标准的统一化，从源头规避因人为经验不足、内容疏漏、参数不合理导致的规程编制风险，为掘进现场作业提供精准、规范的技术指导，助力降低掘进作业安全事故发生率，提升煤矿生产本质安全水平。</w:t>
-            </w:r>
-          </w:p>
-          <w:p>
-            <w:pPr>
-              <w:ind w:firstLine="640"/>
-              <w:rPr>
-                <w:rFonts w:ascii="仿宋_GB2312" w:hAnsi="仿宋_GB2312" w:cs="仿宋_GB2312"/>
-                <w:sz w:val="32"/>
-                <w:szCs w:val="32"/>
-              </w:rPr>
-            </w:pPr>
-            <w:r>
-              <w:rPr>
-                <w:rFonts w:hint="eastAsia" w:ascii="仿宋_GB2312" w:hAnsi="仿宋_GB2312" w:cs="仿宋_GB2312"/>
-                <w:sz w:val="32"/>
-                <w:szCs w:val="32"/>
-              </w:rPr>
-              <w:t>行业技术管理数字化推进：推动煤炭行业掘进技术管理从传统人工经验编制向标准化、自动化、数字化转型，为智能矿山建设在掘进技术管理领域提供切实可行的落地方案，为行业同类矿井的规程编制升级提供参考借鉴。</w:t>
-            </w:r>
-          </w:p>
-          <w:p>
-            <w:pPr>
-              <w:ind w:firstLine="640"/>
-              <w:rPr>
-                <w:rFonts w:ascii="仿宋_GB2312" w:hAnsi="仿宋_GB2312" w:cs="仿宋_GB2312"/>
-                <w:sz w:val="32"/>
-                <w:szCs w:val="32"/>
-              </w:rPr>
-            </w:pPr>
-            <w:r>
-              <w:rPr>
-                <w:rFonts w:hint="eastAsia" w:ascii="仿宋_GB2312" w:hAnsi="仿宋_GB2312" w:cs="仿宋_GB2312"/>
-                <w:sz w:val="32"/>
-                <w:szCs w:val="32"/>
-              </w:rPr>
-              <w:t>人力效能优化：将煤矿现场掘进技术人员从重复性的规程编制工作中解放，使其能够聚焦于井下复杂地质条件研判、掘进工艺优化、现场风险管控等核心工作，充分发挥技术人员的专业价值，提升煤矿技术队伍的核心业务能力。</w:t>
-            </w:r>
-          </w:p>
-          <w:p>
-            <w:pPr>
-              <w:numPr>
-                <w:ilvl w:val="0"/>
-                <w:numId w:val="5"/>
-              </w:numPr>
-              <w:spacing w:line="540" w:lineRule="exact"/>
-              <w:ind w:left="0" w:leftChars="0" w:firstLine="420" w:firstLineChars="0"/>
-              <w:rPr>
-                <w:rFonts w:hint="eastAsia" w:ascii="仿宋_GB2312" w:hAnsi="仿宋_GB2312" w:cs="仿宋_GB2312"/>
-                <w:b/>
-                <w:sz w:val="32"/>
-                <w:szCs w:val="32"/>
-              </w:rPr>
-            </w:pPr>
-            <w:r>
-              <w:rPr>
-                <w:rFonts w:hint="eastAsia" w:ascii="仿宋_GB2312" w:hAnsi="仿宋_GB2312" w:cs="仿宋_GB2312"/>
-                <w:b/>
-                <w:sz w:val="32"/>
-                <w:szCs w:val="32"/>
-              </w:rPr>
-              <w:t>推广应用前景</w:t>
-            </w:r>
-          </w:p>
-          <w:p>
-            <w:pPr>
-              <w:ind w:firstLine="640"/>
-              <w:rPr>
-                <w:rFonts w:ascii="仿宋_GB2312" w:hAnsi="仿宋_GB2312" w:cs="仿宋_GB2312"/>
-                <w:sz w:val="32"/>
-                <w:szCs w:val="32"/>
-              </w:rPr>
-            </w:pPr>
-            <w:r>
-              <w:rPr>
-                <w:rFonts w:hint="eastAsia" w:ascii="仿宋_GB2312" w:hAnsi="仿宋_GB2312" w:cs="仿宋_GB2312"/>
-                <w:sz w:val="32"/>
-                <w:szCs w:val="32"/>
-              </w:rPr>
-              <w:t>本项目开发掘进工作面规程自动生成平台，契合煤炭行业掘进技术管理标准化、数字化的发展需求，且深度贴合煤矿现场作业规程编制的实际需求，具备三大核心推广优势：一是专业适配性强，可精准应对煤巷、岩巷、半煤岩巷等不同掘进类型；二是现场适配性高，完全贴合国内煤矿掘进相关规范及煤炭企业内部管理模式，操作界面简洁易懂，适配煤矿现场技术人员的操作习惯，无需专业的计算机知识即可上手；三是应用门槛低，平台为一体化操作系统，无需配套复杂的软硬件设备，可直接部署在煤矿现有办公终端，且后期维护简单、成本低。</w:t>
-            </w:r>
-          </w:p>
-          <w:p>
-            <w:pPr>
-              <w:ind w:firstLine="640"/>
-              <w:rPr>
-                <w:rFonts w:ascii="仿宋_GB2312" w:hAnsi="仿宋_GB2312" w:cs="仿宋_GB2312"/>
-                <w:sz w:val="32"/>
-                <w:szCs w:val="32"/>
-              </w:rPr>
-            </w:pPr>
-            <w:r>
-              <w:rPr>
-                <w:rFonts w:hint="eastAsia" w:ascii="仿宋_GB2312" w:hAnsi="仿宋_GB2312" w:cs="仿宋_GB2312"/>
-                <w:sz w:val="32"/>
-                <w:szCs w:val="32"/>
-              </w:rPr>
-              <w:t>平台推广路径清晰且具备极强的落地性：首先在华阳集团内部各矿开展试点应用，优先选择不同地质条件、不同掘进类型的工作面完成现场验证，形成可复制、可推广的标杆应用案例；其次依托华阳集团在山西煤炭行业的示范效应，向山西周边煤炭企业拓展应用，通过现场演示、案例分享等方式提升平台认可度；最后联合煤炭行业协会、科研院校开展技术交流与推广，将平台的编制理念和技术方案向全国煤炭企业普及。同时，可依托平台软件著作权构建技术壁垒，结合现场使用反馈持续开展功能迭代优化，不断拓展平台对特殊掘进工况的适配能力，未来可进一步融入掘进作业现场数据实时对接功能，实现规程的动态调整与优化，持续拓宽应用边界。本项目平台具备显著的规模化推广价值与可持续发展潜力，在煤炭行业拥有广阔的应用前景。</w:t>
-            </w:r>
-          </w:p>
-          <w:p>
-            <w:pPr>
-              <w:ind w:firstLine="640"/>
-              <w:rPr>
-                <w:rFonts w:ascii="仿宋_GB2312" w:hAnsi="仿宋_GB2312" w:cs="仿宋_GB2312"/>
-                <w:sz w:val="32"/>
-                <w:szCs w:val="32"/>
-              </w:rPr>
-            </w:pPr>
-            <w:bookmarkStart w:id="11" w:name="_Toc13261"/>
-          </w:p>
-          <w:p>
-            <w:pPr>
-              <w:ind w:firstLine="640"/>
-              <w:rPr>
-                <w:rFonts w:ascii="仿宋_GB2312" w:hAnsi="仿宋_GB2312" w:cs="仿宋_GB2312"/>
-                <w:sz w:val="32"/>
-                <w:szCs w:val="32"/>
-              </w:rPr>
-            </w:pPr>
-          </w:p>
-          <w:p>
-            <w:pPr>
-              <w:ind w:firstLine="640"/>
-              <w:rPr>
-                <w:rFonts w:ascii="仿宋_GB2312" w:hAnsi="仿宋_GB2312" w:cs="仿宋_GB2312"/>
-                <w:sz w:val="32"/>
-                <w:szCs w:val="32"/>
-              </w:rPr>
-            </w:pPr>
-          </w:p>
-          <w:p>
-            <w:pPr>
-              <w:ind w:firstLine="640"/>
-              <w:rPr>
-                <w:rFonts w:ascii="仿宋_GB2312" w:hAnsi="仿宋_GB2312" w:cs="仿宋_GB2312"/>
-                <w:sz w:val="32"/>
-                <w:szCs w:val="32"/>
-              </w:rPr>
-            </w:pPr>
-          </w:p>
-          <w:p>
-            <w:pPr>
-              <w:ind w:firstLine="640"/>
-              <w:rPr>
-                <w:rFonts w:ascii="仿宋_GB2312" w:hAnsi="仿宋_GB2312" w:cs="仿宋_GB2312"/>
-                <w:sz w:val="32"/>
-                <w:szCs w:val="32"/>
-              </w:rPr>
-            </w:pPr>
-          </w:p>
-          <w:p>
-            <w:pPr>
-              <w:ind w:firstLine="640"/>
-              <w:rPr>
-                <w:rFonts w:ascii="仿宋_GB2312" w:hAnsi="仿宋_GB2312" w:cs="仿宋_GB2312"/>
-                <w:sz w:val="32"/>
-                <w:szCs w:val="32"/>
-              </w:rPr>
-            </w:pPr>
-          </w:p>
-          <w:p>
-            <w:pPr>
-              <w:ind w:firstLine="640"/>
-              <w:rPr>
-                <w:rFonts w:ascii="仿宋_GB2312" w:hAnsi="仿宋_GB2312" w:cs="仿宋_GB2312"/>
-                <w:sz w:val="32"/>
-                <w:szCs w:val="32"/>
-              </w:rPr>
-            </w:pPr>
-          </w:p>
-          <w:p>
-            <w:pPr>
-              <w:ind w:firstLine="640"/>
-              <w:rPr>
-                <w:rFonts w:ascii="仿宋_GB2312" w:hAnsi="仿宋_GB2312" w:cs="仿宋_GB2312"/>
-                <w:sz w:val="32"/>
-                <w:szCs w:val="32"/>
-              </w:rPr>
-            </w:pPr>
-          </w:p>
-          <w:p>
-            <w:pPr>
-              <w:ind w:firstLine="640"/>
-              <w:rPr>
-                <w:rFonts w:ascii="仿宋_GB2312" w:hAnsi="仿宋_GB2312" w:cs="仿宋_GB2312"/>
-                <w:sz w:val="32"/>
-                <w:szCs w:val="32"/>
-              </w:rPr>
-            </w:pPr>
-          </w:p>
-          <w:p>
-            <w:pPr>
-              <w:ind w:firstLine="640"/>
-              <w:rPr>
-                <w:rFonts w:ascii="仿宋_GB2312" w:hAnsi="仿宋_GB2312" w:cs="仿宋_GB2312"/>
-                <w:sz w:val="32"/>
-                <w:szCs w:val="32"/>
-              </w:rPr>
-            </w:pPr>
-          </w:p>
-          <w:p>
-            <w:pPr>
-              <w:ind w:firstLine="640"/>
-              <w:rPr>
-                <w:rFonts w:ascii="仿宋_GB2312" w:hAnsi="仿宋_GB2312" w:cs="仿宋_GB2312"/>
-                <w:sz w:val="32"/>
-                <w:szCs w:val="32"/>
-              </w:rPr>
-            </w:pPr>
-          </w:p>
-          <w:p>
-            <w:pPr>
-              <w:ind w:firstLine="640"/>
-              <w:rPr>
-                <w:rFonts w:ascii="仿宋_GB2312" w:hAnsi="仿宋_GB2312" w:cs="仿宋_GB2312"/>
-                <w:sz w:val="32"/>
-                <w:szCs w:val="32"/>
-              </w:rPr>
-            </w:pPr>
-          </w:p>
-          <w:p>
-            <w:pPr>
-              <w:ind w:firstLine="640"/>
-              <w:rPr>
-                <w:rFonts w:ascii="仿宋_GB2312" w:hAnsi="仿宋_GB2312" w:cs="仿宋_GB2312"/>
-                <w:sz w:val="32"/>
-                <w:szCs w:val="32"/>
-              </w:rPr>
-            </w:pPr>
-          </w:p>
-          <w:p>
-            <w:pPr>
-              <w:ind w:firstLine="640"/>
-              <w:rPr>
-                <w:rFonts w:ascii="仿宋_GB2312" w:hAnsi="仿宋_GB2312" w:cs="仿宋_GB2312"/>
-                <w:sz w:val="32"/>
-                <w:szCs w:val="32"/>
-              </w:rPr>
-            </w:pPr>
-          </w:p>
-          <w:p>
-            <w:pPr>
-              <w:ind w:firstLine="640"/>
-              <w:rPr>
-                <w:rFonts w:ascii="仿宋_GB2312" w:hAnsi="仿宋_GB2312" w:cs="仿宋_GB2312"/>
-                <w:sz w:val="32"/>
-                <w:szCs w:val="32"/>
-              </w:rPr>
-            </w:pPr>
-          </w:p>
-          <w:p>
-            <w:pPr>
-              <w:ind w:firstLine="640"/>
-              <w:rPr>
-                <w:rFonts w:hint="eastAsia" w:ascii="黑体" w:hAnsi="黑体" w:eastAsia="黑体" w:cs="黑体"/>
-                <w:sz w:val="32"/>
-                <w:szCs w:val="32"/>
-              </w:rPr>
-            </w:pPr>
-            <w:r>
-              <w:rPr>
-                <w:rFonts w:hint="eastAsia" w:ascii="黑体" w:hAnsi="黑体" w:eastAsia="黑体" w:cs="黑体"/>
-                <w:sz w:val="32"/>
-                <w:szCs w:val="32"/>
-              </w:rPr>
-              <w:t>五、采用的研究、试验方法和技术路线（包括工艺流程）</w:t>
-            </w:r>
-            <w:bookmarkEnd w:id="11"/>
-          </w:p>
-          <w:p>
-            <w:pPr>
-              <w:numPr>
-                <w:ilvl w:val="0"/>
-                <w:numId w:val="7"/>
-              </w:numPr>
-              <w:spacing w:line="540" w:lineRule="exact"/>
-              <w:ind w:left="0" w:leftChars="0" w:firstLine="420" w:firstLineChars="0"/>
-              <w:rPr>
-                <w:rFonts w:hint="eastAsia" w:ascii="仿宋_GB2312" w:hAnsi="仿宋_GB2312" w:cs="仿宋_GB2312"/>
-                <w:b/>
-                <w:sz w:val="32"/>
-                <w:szCs w:val="32"/>
-              </w:rPr>
-            </w:pPr>
-            <w:r>
-              <w:rPr>
-                <w:rFonts w:hint="eastAsia" w:ascii="仿宋_GB2312" w:hAnsi="仿宋_GB2312" w:cs="仿宋_GB2312"/>
-                <w:b/>
-                <w:sz w:val="32"/>
-                <w:szCs w:val="32"/>
-              </w:rPr>
-              <w:t>拟采用的研究方法</w:t>
-            </w:r>
-          </w:p>
-          <w:p>
-            <w:pPr>
-              <w:ind w:firstLine="640"/>
-              <w:rPr>
-                <w:rFonts w:ascii="仿宋_GB2312" w:hAnsi="仿宋_GB2312" w:cs="仿宋_GB2312"/>
-                <w:sz w:val="32"/>
-                <w:szCs w:val="32"/>
-              </w:rPr>
-            </w:pPr>
-            <w:r>
-              <w:rPr>
-                <w:rFonts w:hint="eastAsia" w:ascii="仿宋_GB2312" w:hAnsi="仿宋_GB2312" w:cs="仿宋_GB2312"/>
-                <w:sz w:val="32"/>
-                <w:szCs w:val="32"/>
-              </w:rPr>
-              <w:t>本项目围绕掘进工作面规程自动生成平台开发核心需求，结合煤炭行业掘进工程技术规范与华阳集团各矿现场实践经验，采用“文献研究+现场调研+数据梳理+规则制定+模块开发+集成验证”的复合研究方法，确保平台开发科学性、规范性与现场实用性，具体研究方法如下：</w:t>
-            </w:r>
-          </w:p>
-          <w:p>
-            <w:pPr>
-              <w:numPr>
-                <w:ilvl w:val="0"/>
-                <w:numId w:val="8"/>
-              </w:numPr>
-              <w:ind w:firstLine="640"/>
-              <w:rPr>
-                <w:rFonts w:ascii="仿宋_GB2312" w:hAnsi="仿宋_GB2312" w:cs="仿宋_GB2312"/>
-                <w:sz w:val="32"/>
-                <w:szCs w:val="32"/>
-              </w:rPr>
-            </w:pPr>
-            <w:r>
-              <w:rPr>
-                <w:rFonts w:hint="eastAsia" w:ascii="仿宋_GB2312" w:hAnsi="仿宋_GB2312" w:cs="仿宋_GB2312"/>
-                <w:sz w:val="32"/>
-                <w:szCs w:val="32"/>
-              </w:rPr>
-              <w:t>文献研究与规范梳理</w:t>
-            </w:r>
-          </w:p>
-          <w:p>
-            <w:pPr>
-              <w:ind w:firstLine="640"/>
-              <w:rPr>
-                <w:rFonts w:ascii="仿宋_GB2312" w:hAnsi="仿宋_GB2312" w:cs="仿宋_GB2312"/>
-                <w:sz w:val="32"/>
-                <w:szCs w:val="32"/>
-              </w:rPr>
-            </w:pPr>
-            <w:r>
-              <w:rPr>
-                <w:rFonts w:hint="eastAsia" w:ascii="仿宋_GB2312" w:hAnsi="仿宋_GB2312" w:cs="仿宋_GB2312"/>
-                <w:sz w:val="32"/>
-                <w:szCs w:val="32"/>
-              </w:rPr>
-              <w:t>系统性搜集国家、行业及集团发布的掘进相关法律法规、技术规范、安全规程（如《煤矿安全规程》《煤矿巷道锚杆支护技术规范》等），梳理掘进作业规程编制的合规要求、标准框架及核心内容；同时参考采矿工程、掘进技术管理相关研究成果，为平台基础库构建、编制规则制定提供理论与规范依据，确保平台开发全程贴合行业标准。</w:t>
-            </w:r>
-          </w:p>
-          <w:p>
-            <w:pPr>
-              <w:numPr>
-                <w:ilvl w:val="0"/>
-                <w:numId w:val="8"/>
-              </w:numPr>
-              <w:ind w:firstLine="640"/>
-              <w:rPr>
-                <w:rFonts w:ascii="仿宋_GB2312" w:hAnsi="仿宋_GB2312" w:cs="仿宋_GB2312"/>
-                <w:sz w:val="32"/>
-                <w:szCs w:val="32"/>
-              </w:rPr>
-            </w:pPr>
-            <w:r>
-              <w:rPr>
-                <w:rFonts w:hint="eastAsia" w:ascii="仿宋_GB2312" w:hAnsi="仿宋_GB2312" w:cs="仿宋_GB2312"/>
-                <w:sz w:val="32"/>
-                <w:szCs w:val="32"/>
-              </w:rPr>
-              <w:t>现场调研与数据采集</w:t>
-            </w:r>
-          </w:p>
-          <w:p>
-            <w:pPr>
-              <w:ind w:firstLine="640"/>
-              <w:rPr>
-                <w:rFonts w:ascii="仿宋_GB2312" w:hAnsi="仿宋_GB2312" w:cs="仿宋_GB2312"/>
-                <w:sz w:val="32"/>
-                <w:szCs w:val="32"/>
-              </w:rPr>
-            </w:pPr>
-            <w:r>
-              <w:rPr>
-                <w:rFonts w:hint="eastAsia" w:ascii="仿宋_GB2312" w:hAnsi="仿宋_GB2312" w:cs="仿宋_GB2312"/>
-                <w:sz w:val="32"/>
-                <w:szCs w:val="32"/>
-              </w:rPr>
-              <w:t>深入华阳集团各矿掘进工作面开展实地调研，与一线掘进技术人员、现场管理人员沟通交流，明确现场规程编制的实际需求、操作习惯及现存问题；同时全面采集集团各矿过往掘进工程资料、审批通过的作业规程、典型案例等数据，筛选不同掘进类型、地质条件下的有效数据，为平台标准化基础库构建提供贴合现场的实际数据支撑。</w:t>
-            </w:r>
-          </w:p>
-          <w:p>
-            <w:pPr>
-              <w:numPr>
-                <w:ilvl w:val="0"/>
-                <w:numId w:val="8"/>
-              </w:numPr>
-              <w:ind w:firstLine="640"/>
-              <w:rPr>
-                <w:rFonts w:ascii="仿宋_GB2312" w:hAnsi="仿宋_GB2312" w:cs="仿宋_GB2312"/>
-                <w:sz w:val="32"/>
-                <w:szCs w:val="32"/>
-              </w:rPr>
-            </w:pPr>
-            <w:r>
-              <w:rPr>
-                <w:rFonts w:hint="eastAsia" w:ascii="仿宋_GB2312" w:hAnsi="仿宋_GB2312" w:cs="仿宋_GB2312"/>
-                <w:sz w:val="32"/>
-                <w:szCs w:val="32"/>
-              </w:rPr>
-              <w:t>数据标准化梳理与规则制定</w:t>
-            </w:r>
-          </w:p>
-          <w:p>
-            <w:pPr>
-              <w:ind w:firstLine="640"/>
-              <w:rPr>
-                <w:rFonts w:ascii="仿宋_GB2312" w:hAnsi="仿宋_GB2312" w:cs="仿宋_GB2312"/>
-                <w:sz w:val="32"/>
-                <w:szCs w:val="32"/>
-              </w:rPr>
-            </w:pPr>
-            <w:r>
-              <w:rPr>
-                <w:rFonts w:hint="eastAsia" w:ascii="仿宋_GB2312" w:hAnsi="仿宋_GB2312" w:cs="仿宋_GB2312"/>
-                <w:sz w:val="32"/>
-                <w:szCs w:val="32"/>
-              </w:rPr>
-              <w:t>对采集的规范文献、现场工程数据进行分类整理与标准化处理，统一掘进专业术语、参数格式、规程编制框架；结合掘进工程核心理论与集团各矿现场实践经验，通过“技术研讨+专家论证”方式，建立“地质条件-掘进参数-规程内容”的精准匹配规则体系，明确不同场景下规程编制的核心逻辑与对应关系，作为平台自动生成规程的核心依据。</w:t>
-            </w:r>
-          </w:p>
-          <w:p>
-            <w:pPr>
-              <w:numPr>
-                <w:ilvl w:val="0"/>
-                <w:numId w:val="8"/>
-              </w:numPr>
-              <w:ind w:firstLine="640"/>
-              <w:rPr>
-                <w:rFonts w:ascii="仿宋_GB2312" w:hAnsi="仿宋_GB2312" w:cs="仿宋_GB2312"/>
-                <w:sz w:val="32"/>
-                <w:szCs w:val="32"/>
-              </w:rPr>
-            </w:pPr>
-            <w:r>
-              <w:rPr>
-                <w:rFonts w:hint="eastAsia" w:ascii="仿宋_GB2312" w:hAnsi="仿宋_GB2312" w:cs="仿宋_GB2312"/>
-                <w:sz w:val="32"/>
-                <w:szCs w:val="32"/>
-              </w:rPr>
-              <w:t>功能模块开发与分步构建</w:t>
-            </w:r>
-          </w:p>
-          <w:p>
-            <w:pPr>
-              <w:ind w:firstLine="640"/>
-              <w:rPr>
-                <w:rFonts w:ascii="仿宋_GB2312" w:hAnsi="仿宋_GB2312" w:cs="仿宋_GB2312"/>
-                <w:sz w:val="32"/>
-                <w:szCs w:val="32"/>
-                <w:lang w:val="en-US" w:eastAsia="zh-CN"/>
-              </w:rPr>
-            </w:pPr>
-            <w:r>
-              <w:rPr>
-                <w:rFonts w:ascii="仿宋_GB2312" w:hAnsi="仿宋_GB2312" w:cs="仿宋_GB2312"/>
-                <w:sz w:val="32"/>
-                <w:szCs w:val="32"/>
-                <w:lang w:val="en-US" w:eastAsia="zh-CN"/>
-              </w:rPr>
-              <w:t>结合平台核心需求与国辰公司现有技术体系，本项目拟采用Java作为服务端开发语言，整合SpringBoot、MyBatis框架，搭配PostgreSQL、MinIO存储中间件及Docker系列运维部署技术，以领域驱动设计（DDD）作为软件核心建模方法，构建精准贴合掘进规程设计与文档自动化生成需求的专业软件。</w:t>
-            </w:r>
-          </w:p>
-          <w:p>
-            <w:pPr>
-              <w:ind w:firstLine="640"/>
-              <w:rPr>
-                <w:rFonts w:ascii="仿宋_GB2312" w:hAnsi="仿宋_GB2312" w:cs="仿宋_GB2312"/>
-                <w:sz w:val="32"/>
-                <w:szCs w:val="32"/>
-                <w:lang w:val="en-US" w:eastAsia="zh-CN"/>
-              </w:rPr>
-            </w:pPr>
-            <w:r>
-              <w:rPr>
-                <w:rFonts w:ascii="仿宋_GB2312" w:hAnsi="仿宋_GB2312" w:cs="仿宋_GB2312"/>
-                <w:sz w:val="32"/>
-                <w:szCs w:val="32"/>
-                <w:lang w:val="en-US" w:eastAsia="zh-CN"/>
-              </w:rPr>
-              <w:t>在软件研发实施阶段，将采用多模块、分步骤的开发模式有序推进。各模块开发完成后，将优先开展独立功能测试，全面验证模块功能是否符合设计标准、运行是否稳定可靠，待单模块测试通过后，再启动后续模块的开发工作，为平台后续整体集成测试、顺利落地奠定坚实基础。</w:t>
-            </w:r>
-          </w:p>
-          <w:p>
-            <w:pPr>
-              <w:ind w:firstLine="640"/>
-              <w:rPr>
-                <w:rFonts w:hint="eastAsia" w:ascii="仿宋_GB2312" w:hAnsi="仿宋_GB2312" w:cs="仿宋_GB2312"/>
-                <w:sz w:val="32"/>
-                <w:szCs w:val="32"/>
-                <w:lang w:val="en-US" w:eastAsia="zh-CN"/>
-              </w:rPr>
-            </w:pPr>
-            <w:r>
-              <w:rPr>
-                <w:rFonts w:hint="eastAsia" w:ascii="仿宋_GB2312" w:hAnsi="仿宋_GB2312" w:cs="仿宋_GB2312"/>
-                <w:sz w:val="32"/>
-                <w:szCs w:val="32"/>
-                <w:lang w:val="en-US" w:eastAsia="zh-CN"/>
-              </w:rPr>
-              <w:t>软件架构设计如下：</w:t>
-            </w:r>
-          </w:p>
-          <w:p>
-            <w:pPr>
-              <w:keepNext w:val="0"/>
-              <w:keepLines w:val="0"/>
-              <w:pageBreakBefore w:val="0"/>
-              <w:widowControl w:val="0"/>
-              <w:kinsoku/>
-              <w:wordWrap/>
-              <w:overflowPunct/>
-              <w:topLinePunct w:val="0"/>
-              <w:autoSpaceDE/>
-              <w:autoSpaceDN/>
-              <w:bidi w:val="0"/>
-              <w:adjustRightInd/>
-              <w:snapToGrid/>
-              <w:spacing w:line="240" w:lineRule="auto"/>
-              <w:ind w:firstLine="0" w:firstLineChars="0"/>
-              <w:jc w:val="center"/>
-              <w:textAlignment w:val="auto"/>
-              <w:rPr>
-                <w:rFonts w:hint="eastAsia" w:ascii="仿宋_GB2312" w:hAnsi="仿宋_GB2312" w:eastAsia="仿宋_GB2312" w:cs="仿宋_GB2312"/>
-                <w:sz w:val="32"/>
-                <w:szCs w:val="32"/>
-                <w:lang w:eastAsia="zh-CN"/>
-              </w:rPr>
-            </w:pPr>
-            <w:r>
-              <w:rPr>
-                <w:rFonts w:hint="eastAsia" w:ascii="仿宋_GB2312" w:hAnsi="仿宋_GB2312" w:eastAsia="仿宋_GB2312" w:cs="仿宋_GB2312"/>
-                <w:sz w:val="32"/>
-                <w:szCs w:val="32"/>
-                <w:lang w:eastAsia="zh-CN"/>
-              </w:rPr>
-              <w:drawing>
-                <wp:inline distT="0" distB="0" distL="114300" distR="114300">
-                  <wp:extent cx="5512435" cy="5716270"/>
-                  <wp:effectExtent l="0" t="0" r="12065" b="17780"/>
-                  <wp:docPr id="3" name="图片 3" descr="图片1"/>
-                  <wp:cNvGraphicFramePr>
-                    <a:graphicFrameLocks xmlns:a="http://schemas.openxmlformats.org/drawingml/2006/main" noChangeAspect="1"/>
-                  </wp:cNvGraphicFramePr>
-                  <a:graphic xmlns:a="http://schemas.openxmlformats.org/drawingml/2006/main">
-                    <a:graphicData uri="http://schemas.openxmlformats.org/drawingml/2006/picture">
-                      <pic:pic xmlns:pic="http://schemas.openxmlformats.org/drawingml/2006/picture">
-                        <pic:nvPicPr>
-                          <pic:cNvPr id="3" name="图片 3" descr="图片1"/>
-                          <pic:cNvPicPr>
-                            <a:picLocks noChangeAspect="1"/>
-                          </pic:cNvPicPr>
-                        </pic:nvPicPr>
-                        <pic:blipFill>
-                          <a:blip r:embed="rId23"/>
-                          <a:stretch>
-                            <a:fillRect/>
-                          </a:stretch>
-                        </pic:blipFill>
-                        <pic:spPr>
-                          <a:xfrm>
-                            <a:off x="0" y="0"/>
-                            <a:ext cx="5512435" cy="5716270"/>
-                          </a:xfrm>
-                          <a:prstGeom prst="rect">
-                            <a:avLst/>
-                          </a:prstGeom>
-                        </pic:spPr>
-                      </pic:pic>
-                    </a:graphicData>
-                  </a:graphic>
-                </wp:inline>
-              </w:drawing>
-            </w:r>
-          </w:p>
-          <w:p>
-            <w:pPr>
-              <w:numPr>
-                <w:ilvl w:val="0"/>
-                <w:numId w:val="8"/>
-              </w:numPr>
-              <w:ind w:firstLine="640"/>
-              <w:rPr>
-                <w:rFonts w:ascii="仿宋_GB2312" w:hAnsi="仿宋_GB2312" w:cs="仿宋_GB2312"/>
-                <w:sz w:val="32"/>
-                <w:szCs w:val="32"/>
-              </w:rPr>
-            </w:pPr>
-            <w:r>
-              <w:rPr>
-                <w:rFonts w:hint="eastAsia" w:ascii="仿宋_GB2312" w:hAnsi="仿宋_GB2312" w:cs="仿宋_GB2312"/>
-                <w:sz w:val="32"/>
-                <w:szCs w:val="32"/>
-              </w:rPr>
-              <w:t>平台集成与综合验证</w:t>
-            </w:r>
-          </w:p>
-          <w:p>
-            <w:pPr>
-              <w:ind w:firstLine="640"/>
-              <w:rPr>
-                <w:rFonts w:ascii="仿宋_GB2312" w:hAnsi="仿宋_GB2312" w:cs="仿宋_GB2312"/>
-                <w:sz w:val="32"/>
-                <w:szCs w:val="32"/>
-              </w:rPr>
-            </w:pPr>
-            <w:r>
-              <w:rPr>
-                <w:rFonts w:hint="eastAsia" w:ascii="仿宋_GB2312" w:hAnsi="仿宋_GB2312" w:cs="仿宋_GB2312"/>
-                <w:sz w:val="32"/>
-                <w:szCs w:val="32"/>
-              </w:rPr>
-              <w:t>在各功能模块开发完成并通过单独验证后，开展平台一体化集成工作，实现各模块间的无缝衔接与联动运行；同时搭建平台测试环境，模拟煤矿现场不同掘进场景，对平台的参数匹配精准度、规程生成规范性、运行流畅性进行综合验证，及时发现并解决平台集成过程中出现的问题，确保平台整体性能达标。</w:t>
-            </w:r>
-          </w:p>
-          <w:p>
-            <w:pPr>
-              <w:numPr>
-                <w:ilvl w:val="0"/>
-                <w:numId w:val="7"/>
-              </w:numPr>
-              <w:spacing w:line="540" w:lineRule="exact"/>
-              <w:ind w:left="0" w:leftChars="0" w:firstLine="420" w:firstLineChars="0"/>
-              <w:rPr>
-                <w:rFonts w:hint="eastAsia" w:ascii="仿宋_GB2312" w:hAnsi="仿宋_GB2312" w:cs="仿宋_GB2312"/>
-                <w:b/>
-                <w:sz w:val="32"/>
-                <w:szCs w:val="32"/>
-              </w:rPr>
-            </w:pPr>
-            <w:r>
-              <w:rPr>
-                <w:rFonts w:hint="eastAsia" w:ascii="仿宋_GB2312" w:hAnsi="仿宋_GB2312" w:cs="仿宋_GB2312"/>
-                <w:b/>
-                <w:sz w:val="32"/>
-                <w:szCs w:val="32"/>
-              </w:rPr>
-              <w:t>拟采用的试验方法</w:t>
-            </w:r>
-          </w:p>
-          <w:p>
-            <w:pPr>
-              <w:numPr>
-                <w:ilvl w:val="0"/>
-                <w:numId w:val="9"/>
-              </w:numPr>
-              <w:ind w:firstLine="640"/>
-              <w:rPr>
-                <w:rFonts w:ascii="仿宋_GB2312" w:hAnsi="仿宋_GB2312" w:cs="仿宋_GB2312"/>
-                <w:sz w:val="32"/>
-                <w:szCs w:val="32"/>
-              </w:rPr>
-            </w:pPr>
-            <w:r>
-              <w:rPr>
-                <w:rFonts w:hint="eastAsia" w:ascii="仿宋_GB2312" w:hAnsi="仿宋_GB2312" w:cs="仿宋_GB2312"/>
-                <w:sz w:val="32"/>
-                <w:szCs w:val="32"/>
-              </w:rPr>
-              <w:t>多场景模拟测试</w:t>
-            </w:r>
-          </w:p>
-          <w:p>
-            <w:pPr>
-              <w:ind w:firstLine="640"/>
-              <w:rPr>
-                <w:rFonts w:ascii="仿宋_GB2312" w:hAnsi="仿宋_GB2312" w:cs="仿宋_GB2312"/>
-                <w:sz w:val="32"/>
-                <w:szCs w:val="32"/>
-              </w:rPr>
-            </w:pPr>
-            <w:r>
-              <w:rPr>
-                <w:rFonts w:hint="eastAsia" w:ascii="仿宋_GB2312" w:hAnsi="仿宋_GB2312" w:cs="仿宋_GB2312"/>
-                <w:sz w:val="32"/>
-                <w:szCs w:val="32"/>
-              </w:rPr>
-              <w:t>基于华阳集团各矿掘进现场的实际情况，构建涵盖不同掘进类型（煤巷、岩巷、半煤岩巷）、不同地质条件（Ⅰ-Ⅳ类围岩、不同煤层倾角、简单/复杂地质构造）的模拟测试场景，制定标准化的测试指标（参数匹配精准度、规程内容合规性、格式规范度等）。通过“平台自动生成+人工线下审核评估”的方式，对平台在各模拟场景下的运行效果进行全面测试，验证平台的多场景适配能力。</w:t>
-            </w:r>
-          </w:p>
-          <w:p>
-            <w:pPr>
-              <w:numPr>
-                <w:ilvl w:val="0"/>
-                <w:numId w:val="9"/>
-              </w:numPr>
-              <w:ind w:firstLine="640"/>
-              <w:rPr>
-                <w:rFonts w:ascii="仿宋_GB2312" w:hAnsi="仿宋_GB2312" w:cs="仿宋_GB2312"/>
-                <w:sz w:val="32"/>
-                <w:szCs w:val="32"/>
-              </w:rPr>
-            </w:pPr>
-            <w:r>
-              <w:rPr>
-                <w:rFonts w:hint="eastAsia" w:ascii="仿宋_GB2312" w:hAnsi="仿宋_GB2312" w:cs="仿宋_GB2312"/>
-                <w:sz w:val="32"/>
-                <w:szCs w:val="32"/>
-              </w:rPr>
-              <w:t>功能模块联调试验</w:t>
-            </w:r>
-          </w:p>
-          <w:p>
-            <w:pPr>
-              <w:ind w:firstLine="640"/>
-              <w:rPr>
-                <w:rFonts w:ascii="仿宋_GB2312" w:hAnsi="仿宋_GB2312" w:cs="仿宋_GB2312"/>
-                <w:sz w:val="32"/>
-                <w:szCs w:val="32"/>
-              </w:rPr>
-            </w:pPr>
-            <w:r>
-              <w:rPr>
-                <w:rFonts w:hint="eastAsia" w:ascii="仿宋_GB2312" w:hAnsi="仿宋_GB2312" w:cs="仿宋_GB2312"/>
-                <w:sz w:val="32"/>
-                <w:szCs w:val="32"/>
-              </w:rPr>
-              <w:t>针对平台的参数匹配、计算校验、文本生成、图纸管理等核心功能模块，开展模块间联动调试试验，重点检验模块间数据传输的流畅性、指令响应的及时性、结果输出的一致性。对试验过程中出现的模块衔接不畅、参数传递错误、结果输出偏差等问题，及时优化模块程序与数据接口，确保平台各模块协同运行稳定。</w:t>
-            </w:r>
-          </w:p>
-          <w:p>
-            <w:pPr>
-              <w:numPr>
-                <w:ilvl w:val="0"/>
-                <w:numId w:val="9"/>
-              </w:numPr>
-              <w:ind w:firstLine="640"/>
-              <w:rPr>
-                <w:rFonts w:ascii="仿宋_GB2312" w:hAnsi="仿宋_GB2312" w:cs="仿宋_GB2312"/>
-                <w:sz w:val="32"/>
-                <w:szCs w:val="32"/>
-              </w:rPr>
-            </w:pPr>
-            <w:r>
-              <w:rPr>
-                <w:rFonts w:hint="eastAsia" w:ascii="仿宋_GB2312" w:hAnsi="仿宋_GB2312" w:cs="仿宋_GB2312"/>
-                <w:sz w:val="32"/>
-                <w:szCs w:val="32"/>
-              </w:rPr>
-              <w:t>现场试用验证</w:t>
-            </w:r>
-          </w:p>
-          <w:p>
-            <w:pPr>
-              <w:ind w:firstLine="640"/>
-              <w:rPr>
-                <w:rFonts w:ascii="仿宋_GB2312" w:hAnsi="仿宋_GB2312" w:cs="仿宋_GB2312"/>
-                <w:sz w:val="32"/>
-                <w:szCs w:val="32"/>
-              </w:rPr>
-            </w:pPr>
-            <w:r>
-              <w:rPr>
-                <w:rFonts w:hint="eastAsia" w:ascii="仿宋_GB2312" w:hAnsi="仿宋_GB2312" w:cs="仿宋_GB2312"/>
-                <w:sz w:val="32"/>
-                <w:szCs w:val="32"/>
-              </w:rPr>
-              <w:t>选择华阳集团不同矿井、不同掘进场景的工作面作为试点，组织各矿一线掘进技术人员实际操作平台编制作业规程，让用户在真实的工作场景中检验平台的操作便捷性、功能实用性、结果贴合性。同步记录平台在现场使用过程中的运行数据、操作问题及使用反馈，为后续平台优化提供真实的现场数据支撑。</w:t>
-            </w:r>
-          </w:p>
-          <w:p>
-            <w:pPr>
-              <w:numPr>
-                <w:ilvl w:val="0"/>
-                <w:numId w:val="7"/>
-              </w:numPr>
-              <w:spacing w:line="540" w:lineRule="exact"/>
-              <w:ind w:left="0" w:leftChars="0" w:firstLine="420" w:firstLineChars="0"/>
-              <w:rPr>
-                <w:rFonts w:hint="eastAsia" w:ascii="仿宋_GB2312" w:hAnsi="仿宋_GB2312" w:cs="仿宋_GB2312"/>
-                <w:b/>
-                <w:sz w:val="32"/>
-                <w:szCs w:val="32"/>
-              </w:rPr>
-            </w:pPr>
-            <w:r>
-              <w:rPr>
-                <w:rFonts w:hint="eastAsia" w:ascii="仿宋_GB2312" w:hAnsi="仿宋_GB2312" w:cs="仿宋_GB2312"/>
-                <w:b/>
-                <w:sz w:val="32"/>
-                <w:szCs w:val="32"/>
-              </w:rPr>
-              <w:t>技术路线与工艺流程</w:t>
-            </w:r>
-          </w:p>
-          <w:p>
-            <w:pPr>
-              <w:ind w:firstLine="640"/>
-              <w:rPr>
-                <w:rFonts w:ascii="仿宋_GB2312" w:hAnsi="仿宋_GB2312" w:cs="仿宋_GB2312"/>
-                <w:sz w:val="32"/>
-                <w:szCs w:val="32"/>
-              </w:rPr>
-            </w:pPr>
-            <w:r>
-              <w:rPr>
-                <w:rFonts w:hint="eastAsia" w:ascii="仿宋_GB2312" w:hAnsi="仿宋_GB2312" w:cs="仿宋_GB2312"/>
-                <w:sz w:val="32"/>
-                <w:szCs w:val="32"/>
-              </w:rPr>
-              <w:t>本项目遵循“基础数据梳理-编制规则制定-功能模块开发-平台集成调试-现场验证迭代-落地交付应用”的全流程技术路线，紧扣煤矿现场掘进作业规程编制的实际需求，分阶段推进平台开发与落地，确保平台开发工作有序、高效开展，具体实施步骤与工艺流程如下：</w:t>
-            </w:r>
-          </w:p>
-          <w:p>
-            <w:pPr>
-              <w:numPr>
-                <w:ilvl w:val="0"/>
-                <w:numId w:val="10"/>
-              </w:numPr>
-              <w:ind w:firstLine="640"/>
-              <w:rPr>
-                <w:rFonts w:ascii="仿宋_GB2312" w:hAnsi="仿宋_GB2312" w:cs="仿宋_GB2312"/>
-                <w:sz w:val="32"/>
-                <w:szCs w:val="32"/>
-              </w:rPr>
-            </w:pPr>
-            <w:r>
-              <w:rPr>
-                <w:rFonts w:hint="eastAsia" w:ascii="仿宋_GB2312" w:hAnsi="仿宋_GB2312" w:cs="仿宋_GB2312"/>
-                <w:sz w:val="32"/>
-                <w:szCs w:val="32"/>
-              </w:rPr>
-              <w:t>技术路线总览</w:t>
-            </w:r>
-          </w:p>
-          <w:p>
-            <w:pPr>
-              <w:ind w:firstLine="640"/>
-              <w:rPr>
-                <w:rFonts w:ascii="仿宋_GB2312" w:hAnsi="仿宋_GB2312" w:cs="仿宋_GB2312"/>
-                <w:sz w:val="32"/>
-                <w:szCs w:val="32"/>
-              </w:rPr>
-            </w:pPr>
-            <w:r>
-              <w:rPr>
-                <w:rFonts w:hint="eastAsia" w:ascii="仿宋_GB2312" w:hAnsi="仿宋_GB2312" w:cs="仿宋_GB2312"/>
-                <w:sz w:val="32"/>
-                <w:szCs w:val="32"/>
-              </w:rPr>
-              <w:t>依据国家、山西省及华阳集团相关掘进技术规范与管理规定，结合集团各矿掘进工作面现场现状和实际使用需求，通过现场调研采集矿井核心地质与生产条件数据（含围岩级别、煤层倾角、地质构造、瓦斯等级、掘进类型、设备配置等关键参数）；平台内置标准化掘进基础库（设备材料库、规程模板库、图纸模板库）与核心编制匹配规则体系，根据技术人员录入/选择的现场实际参数，自动完成基础库数据精准匹配、核心工程数值自动计算校验；最终输出符合国家行业标准及集团管理要求的标准化掘进工作面作业规程，实现“现场参数录入/选择→系统自动匹配计算→标准化规程输出”的全流程自动化交付，输出成果为可直接编辑的Word格式规程文本，完全贴合煤矿现场使用习惯。</w:t>
-            </w:r>
-          </w:p>
-          <w:p>
-            <w:pPr>
-              <w:numPr>
-                <w:ilvl w:val="0"/>
-                <w:numId w:val="10"/>
-              </w:numPr>
-              <w:ind w:firstLine="640"/>
-              <w:rPr>
-                <w:rFonts w:ascii="仿宋_GB2312" w:hAnsi="仿宋_GB2312" w:cs="仿宋_GB2312"/>
-                <w:sz w:val="32"/>
-                <w:szCs w:val="32"/>
-              </w:rPr>
-            </w:pPr>
-            <w:r>
-              <w:rPr>
-                <w:rFonts w:hint="eastAsia" w:ascii="仿宋_GB2312" w:hAnsi="仿宋_GB2312" w:cs="仿宋_GB2312"/>
-                <w:sz w:val="32"/>
-                <w:szCs w:val="32"/>
-              </w:rPr>
-              <w:t>软件开发技术路线</w:t>
-            </w:r>
-          </w:p>
-          <w:p>
-            <w:pPr>
-              <w:ind w:firstLine="640"/>
-              <w:rPr>
-                <w:rFonts w:ascii="仿宋_GB2312" w:hAnsi="仿宋_GB2312" w:cs="仿宋_GB2312"/>
-                <w:sz w:val="32"/>
-                <w:szCs w:val="32"/>
-              </w:rPr>
-            </w:pPr>
-            <w:r>
-              <w:rPr>
-                <w:rFonts w:hint="eastAsia" w:ascii="仿宋_GB2312" w:hAnsi="仿宋_GB2312" w:cs="仿宋_GB2312"/>
-                <w:sz w:val="32"/>
-                <w:szCs w:val="32"/>
-              </w:rPr>
-              <w:t>标准化基础库构建→掘进规程编制规则、模版制定与专家论证→核心功能模块分步开发与单元测试→平台一体化集成测试→煤矿现场多场景试用与准确性问题收集→平台迭代优化与错误修复→平台落地部署。</w:t>
-            </w:r>
-          </w:p>
-          <w:p>
-            <w:pPr>
-              <w:numPr>
-                <w:ilvl w:val="0"/>
-                <w:numId w:val="10"/>
-              </w:numPr>
-              <w:ind w:firstLine="640"/>
-              <w:rPr>
-                <w:rFonts w:ascii="仿宋_GB2312" w:hAnsi="仿宋_GB2312" w:cs="仿宋_GB2312"/>
-                <w:sz w:val="32"/>
-                <w:szCs w:val="32"/>
-              </w:rPr>
-            </w:pPr>
-            <w:r>
-              <w:rPr>
-                <w:rFonts w:hint="eastAsia" w:ascii="仿宋_GB2312" w:hAnsi="仿宋_GB2312" w:cs="仿宋_GB2312"/>
-                <w:sz w:val="32"/>
-                <w:szCs w:val="32"/>
-              </w:rPr>
-              <w:t>详细工艺流程</w:t>
-            </w:r>
-          </w:p>
-          <w:p>
-            <w:pPr>
-              <w:ind w:firstLine="640"/>
-              <w:rPr>
-                <w:rFonts w:ascii="仿宋_GB2312" w:hAnsi="仿宋_GB2312" w:cs="仿宋_GB2312"/>
-                <w:sz w:val="32"/>
-                <w:szCs w:val="32"/>
-              </w:rPr>
-            </w:pPr>
-            <w:r>
-              <w:rPr>
-                <w:rFonts w:hint="eastAsia" w:ascii="仿宋_GB2312" w:hAnsi="仿宋_GB2312" w:cs="仿宋_GB2312"/>
-                <w:sz w:val="32"/>
-                <w:szCs w:val="32"/>
-              </w:rPr>
-              <w:t>第一步：资料搜集与现场调研。搜集掘进行业相关规范、标准，深入集团各矿开展现场调研，采集掘进工程资料、规程案例及现场使用需求；</w:t>
-            </w:r>
-          </w:p>
-          <w:p>
-            <w:pPr>
-              <w:ind w:firstLine="640"/>
-              <w:rPr>
-                <w:rFonts w:ascii="仿宋_GB2312" w:hAnsi="仿宋_GB2312" w:cs="仿宋_GB2312"/>
-                <w:sz w:val="32"/>
-                <w:szCs w:val="32"/>
-              </w:rPr>
-            </w:pPr>
-            <w:r>
-              <w:rPr>
-                <w:rFonts w:hint="eastAsia" w:ascii="仿宋_GB2312" w:hAnsi="仿宋_GB2312" w:cs="仿宋_GB2312"/>
-                <w:sz w:val="32"/>
-                <w:szCs w:val="32"/>
-              </w:rPr>
-              <w:t>第二步：基础数据标准化梳理。对搜集的规范、资料、案例进行分类整理，完成专业术语、参数格式、编制框架的标准化统一，构建平台双层次标准化基础库；</w:t>
-            </w:r>
-          </w:p>
-          <w:p>
-            <w:pPr>
-              <w:ind w:firstLine="640"/>
-              <w:rPr>
-                <w:rFonts w:ascii="仿宋_GB2312" w:hAnsi="仿宋_GB2312" w:cs="仿宋_GB2312"/>
-                <w:sz w:val="32"/>
-                <w:szCs w:val="32"/>
-              </w:rPr>
-            </w:pPr>
-            <w:r>
-              <w:rPr>
-                <w:rFonts w:hint="eastAsia" w:ascii="仿宋_GB2312" w:hAnsi="仿宋_GB2312" w:cs="仿宋_GB2312"/>
-                <w:sz w:val="32"/>
-                <w:szCs w:val="32"/>
-              </w:rPr>
-              <w:t>第三步：编制规则制定与论证。结合掘进工程理论与现场实践经验，制定“地质条件 -掘进参数-规程内容”匹配规则，组织集团掘进技术专家开展多轮论证并优化完善；</w:t>
-            </w:r>
-          </w:p>
-          <w:p>
-            <w:pPr>
-              <w:ind w:firstLine="640"/>
-              <w:rPr>
-                <w:rFonts w:ascii="仿宋_GB2312" w:hAnsi="仿宋_GB2312" w:cs="仿宋_GB2312"/>
-                <w:sz w:val="32"/>
-                <w:szCs w:val="32"/>
-              </w:rPr>
-            </w:pPr>
-            <w:r>
-              <w:rPr>
-                <w:rFonts w:hint="eastAsia" w:ascii="仿宋_GB2312" w:hAnsi="仿宋_GB2312" w:cs="仿宋_GB2312"/>
-                <w:sz w:val="32"/>
-                <w:szCs w:val="32"/>
-              </w:rPr>
-              <w:t>第四步：功能模块分步开发。按需求开发参数匹配、计算校验、规程文本生成、图纸管理等核心功能模块，完成各模块的单独开发与功能测试；</w:t>
-            </w:r>
-          </w:p>
-          <w:p>
-            <w:pPr>
-              <w:ind w:firstLine="640"/>
-              <w:rPr>
-                <w:rFonts w:ascii="仿宋_GB2312" w:hAnsi="仿宋_GB2312" w:cs="仿宋_GB2312"/>
-                <w:sz w:val="32"/>
-                <w:szCs w:val="32"/>
-              </w:rPr>
-            </w:pPr>
-            <w:r>
-              <w:rPr>
-                <w:rFonts w:hint="eastAsia" w:ascii="仿宋_GB2312" w:hAnsi="仿宋_GB2312" w:cs="仿宋_GB2312"/>
-                <w:sz w:val="32"/>
-                <w:szCs w:val="32"/>
-              </w:rPr>
-              <w:t>第五步：平台集成与综合调试。将各功能模块进行一体化集成，搭建测试环境，模拟多场景开展平台综合调试，优化模块衔接与程序运行；</w:t>
-            </w:r>
-          </w:p>
-          <w:p>
-            <w:pPr>
-              <w:ind w:firstLine="640"/>
-              <w:rPr>
-                <w:rFonts w:ascii="仿宋_GB2312" w:hAnsi="仿宋_GB2312" w:cs="仿宋_GB2312"/>
-                <w:sz w:val="32"/>
-                <w:szCs w:val="32"/>
-              </w:rPr>
-            </w:pPr>
-            <w:r>
-              <w:rPr>
-                <w:rFonts w:hint="eastAsia" w:ascii="仿宋_GB2312" w:hAnsi="仿宋_GB2312" w:cs="仿宋_GB2312"/>
-                <w:sz w:val="32"/>
-                <w:szCs w:val="32"/>
-              </w:rPr>
-              <w:t>第六步：现场试点试用。选择集团内不同掘进场景的矿井开展现场试点，组织一线技术人员操作试用，收集现场使用反馈与问题清单；</w:t>
-            </w:r>
-          </w:p>
-          <w:p>
-            <w:pPr>
-              <w:ind w:firstLine="640"/>
-              <w:rPr>
-                <w:rFonts w:ascii="仿宋_GB2312" w:hAnsi="仿宋_GB2312" w:cs="仿宋_GB2312"/>
-                <w:sz w:val="32"/>
-                <w:szCs w:val="32"/>
-              </w:rPr>
-            </w:pPr>
-            <w:r>
-              <w:rPr>
-                <w:rFonts w:hint="eastAsia" w:ascii="仿宋_GB2312" w:hAnsi="仿宋_GB2312" w:cs="仿宋_GB2312"/>
-                <w:sz w:val="32"/>
-                <w:szCs w:val="32"/>
-              </w:rPr>
-              <w:t>第七步：平台迭代优化。针对问题清单制定优化方案，完成2-3轮平台迭代调整与功能完善，确保平台贴合现场使用需求；</w:t>
-            </w:r>
-          </w:p>
-          <w:p>
-            <w:pPr>
-              <w:ind w:firstLine="640"/>
-              <w:rPr>
-                <w:rFonts w:ascii="仿宋_GB2312" w:hAnsi="仿宋_GB2312" w:cs="仿宋_GB2312"/>
-                <w:sz w:val="32"/>
-                <w:szCs w:val="32"/>
-              </w:rPr>
-            </w:pPr>
-            <w:r>
-              <w:rPr>
-                <w:rFonts w:hint="eastAsia" w:ascii="仿宋_GB2312" w:hAnsi="仿宋_GB2312" w:cs="仿宋_GB2312"/>
-                <w:sz w:val="32"/>
-                <w:szCs w:val="32"/>
-              </w:rPr>
-              <w:t>第八步：平台验收与落地部署。对优化后的平台进行最终验收，通过后在集团各矿完成平台部署，同时开展现场操作培训，指导技术人员熟练使用平台；</w:t>
-            </w:r>
-          </w:p>
-          <w:p>
-            <w:pPr>
-              <w:ind w:firstLine="640"/>
-              <w:rPr>
-                <w:rFonts w:ascii="仿宋_GB2312" w:hAnsi="仿宋_GB2312" w:cs="仿宋_GB2312"/>
-                <w:sz w:val="32"/>
-                <w:szCs w:val="32"/>
-              </w:rPr>
-            </w:pPr>
-            <w:r>
-              <w:rPr>
-                <w:rFonts w:hint="eastAsia" w:ascii="仿宋_GB2312" w:hAnsi="仿宋_GB2312" w:cs="仿宋_GB2312"/>
-                <w:sz w:val="32"/>
-                <w:szCs w:val="32"/>
-              </w:rPr>
-              <w:t>第九步：平台后期维护与更新。建立平台后期维护机制，根据行业规范更新、集团管理要求调整及现场使用反馈，及时完成平台基础库与编制规则的更新优化。</w:t>
-            </w:r>
-          </w:p>
-          <w:p>
-            <w:pPr>
-              <w:numPr>
-                <w:ilvl w:val="0"/>
-                <w:numId w:val="10"/>
-              </w:numPr>
-              <w:ind w:firstLine="640"/>
-              <w:rPr>
-                <w:rFonts w:ascii="仿宋_GB2312" w:hAnsi="仿宋_GB2312" w:cs="仿宋_GB2312"/>
-                <w:sz w:val="32"/>
-                <w:szCs w:val="32"/>
-              </w:rPr>
-            </w:pPr>
-            <w:r>
-              <w:rPr>
-                <w:rFonts w:hint="eastAsia" w:ascii="仿宋_GB2312" w:hAnsi="仿宋_GB2312" w:cs="仿宋_GB2312"/>
-                <w:sz w:val="32"/>
-                <w:szCs w:val="32"/>
-              </w:rPr>
-              <w:t>关键节点控制</w:t>
-            </w:r>
-          </w:p>
-          <w:p>
-            <w:pPr>
-              <w:ind w:firstLine="640"/>
-              <w:rPr>
-                <w:rFonts w:ascii="仿宋_GB2312" w:hAnsi="仿宋_GB2312" w:cs="仿宋_GB2312"/>
-                <w:sz w:val="32"/>
-                <w:szCs w:val="32"/>
-              </w:rPr>
-            </w:pPr>
-            <w:r>
-              <w:rPr>
-                <w:rFonts w:hint="eastAsia" w:ascii="仿宋_GB2312" w:hAnsi="仿宋_GB2312" w:cs="仿宋_GB2312"/>
-                <w:sz w:val="32"/>
-                <w:szCs w:val="32"/>
-              </w:rPr>
-              <w:t>基础库搭建完成节点：完成掘进行业规范、集团现场工程数据的标准化梳理，构建形成完整的双层次标准化基础库，经专家审核确认数据合规性、完整性、规范性达标后，方可进入编制规则制定阶段；</w:t>
-            </w:r>
-          </w:p>
-          <w:p>
-            <w:pPr>
-              <w:ind w:firstLine="640"/>
-              <w:rPr>
-                <w:rFonts w:ascii="仿宋_GB2312" w:hAnsi="仿宋_GB2312" w:cs="仿宋_GB2312"/>
-                <w:sz w:val="32"/>
-                <w:szCs w:val="32"/>
-              </w:rPr>
-            </w:pPr>
-            <w:r>
-              <w:rPr>
-                <w:rFonts w:hint="eastAsia" w:ascii="仿宋_GB2312" w:hAnsi="仿宋_GB2312" w:cs="仿宋_GB2312"/>
-                <w:sz w:val="32"/>
-                <w:szCs w:val="32"/>
-              </w:rPr>
-              <w:t>编制规则制定完成节点：完成“地质条件-掘进参数-规程内容”匹配规则体系制定，经集团掘进技术专家多轮论证优化，规则的精准性、适配性达标后，方可进入功能模块开发阶段；</w:t>
-            </w:r>
-          </w:p>
-          <w:p>
-            <w:pPr>
-              <w:ind w:firstLine="640"/>
-              <w:rPr>
-                <w:rFonts w:ascii="仿宋_GB2312" w:hAnsi="仿宋_GB2312" w:cs="仿宋_GB2312"/>
-                <w:sz w:val="32"/>
-                <w:szCs w:val="32"/>
-              </w:rPr>
-            </w:pPr>
-            <w:r>
-              <w:rPr>
-                <w:rFonts w:hint="eastAsia" w:ascii="仿宋_GB2312" w:hAnsi="仿宋_GB2312" w:cs="仿宋_GB2312"/>
-                <w:sz w:val="32"/>
-                <w:szCs w:val="32"/>
-              </w:rPr>
-              <w:t>模块开发与集成调试完成节点：各核心功能模块开发完成并通过单元测试，平台一体化集成后综合调试合格，在模拟场景下参数匹配精准度≥95%、规程内容合规性≥95%，方可启动现场试点试用；</w:t>
-            </w:r>
-          </w:p>
-          <w:p>
-            <w:pPr>
-              <w:ind w:firstLine="640"/>
-              <w:rPr>
-                <w:rFonts w:ascii="仿宋_GB2312" w:hAnsi="仿宋_GB2312" w:cs="仿宋_GB2312"/>
-                <w:sz w:val="32"/>
-                <w:szCs w:val="32"/>
-              </w:rPr>
-            </w:pPr>
-            <w:r>
-              <w:rPr>
-                <w:rFonts w:hint="eastAsia" w:ascii="仿宋_GB2312" w:hAnsi="仿宋_GB2312" w:cs="仿宋_GB2312"/>
-                <w:sz w:val="32"/>
-                <w:szCs w:val="32"/>
-              </w:rPr>
-              <w:t>现场验证迭代完成节点：完成2-3轮平台迭代优化，试点矿井反馈规程生成质量达标，核心技术指标全部符合要求后，方可进入平台落地部署阶段；</w:t>
-            </w:r>
-          </w:p>
-          <w:p>
-            <w:pPr>
-              <w:ind w:firstLine="640"/>
-              <w:rPr>
-                <w:rFonts w:ascii="仿宋_GB2312" w:hAnsi="仿宋_GB2312" w:cs="仿宋_GB2312"/>
-                <w:sz w:val="32"/>
-                <w:szCs w:val="32"/>
-              </w:rPr>
-            </w:pPr>
-            <w:r>
-              <w:rPr>
-                <w:rFonts w:hint="eastAsia" w:ascii="仿宋_GB2312" w:hAnsi="仿宋_GB2312" w:cs="仿宋_GB2312"/>
-                <w:sz w:val="32"/>
-                <w:szCs w:val="32"/>
-              </w:rPr>
-              <w:t>最终交付节点：完成平台在集团各矿的部署与操作培训，平台能够常态化稳定运行，技术人员可独立完成规程编制操作，经建设单位、开发单位共同验收合格后，完成项目最终交付与使用。</w:t>
-            </w:r>
-          </w:p>
-          <w:p>
-            <w:pPr>
-              <w:ind w:firstLine="640"/>
-              <w:rPr>
-                <w:rFonts w:ascii="仿宋_GB2312" w:hAnsi="仿宋_GB2312" w:cs="仿宋_GB2312"/>
-                <w:sz w:val="32"/>
-                <w:szCs w:val="32"/>
-              </w:rPr>
-            </w:pPr>
-            <w:bookmarkStart w:id="12" w:name="_Toc8080"/>
-          </w:p>
-          <w:p>
-            <w:pPr>
-              <w:ind w:firstLine="640"/>
-              <w:rPr>
-                <w:rFonts w:ascii="仿宋_GB2312" w:hAnsi="仿宋_GB2312" w:cs="仿宋_GB2312"/>
-                <w:sz w:val="32"/>
-                <w:szCs w:val="32"/>
-              </w:rPr>
-            </w:pPr>
-          </w:p>
-          <w:p>
-            <w:pPr>
-              <w:ind w:firstLine="640"/>
-              <w:rPr>
-                <w:rFonts w:ascii="仿宋_GB2312" w:hAnsi="仿宋_GB2312" w:cs="仿宋_GB2312"/>
-                <w:sz w:val="32"/>
-                <w:szCs w:val="32"/>
-              </w:rPr>
-            </w:pPr>
-          </w:p>
-          <w:p>
-            <w:pPr>
-              <w:ind w:firstLine="640"/>
-              <w:rPr>
-                <w:rFonts w:ascii="仿宋_GB2312" w:hAnsi="仿宋_GB2312" w:cs="仿宋_GB2312"/>
-                <w:sz w:val="32"/>
-                <w:szCs w:val="32"/>
-              </w:rPr>
-            </w:pPr>
-          </w:p>
-          <w:p>
-            <w:pPr>
-              <w:ind w:firstLine="640"/>
-              <w:rPr>
-                <w:rFonts w:ascii="仿宋_GB2312" w:hAnsi="仿宋_GB2312" w:cs="仿宋_GB2312"/>
-                <w:sz w:val="32"/>
-                <w:szCs w:val="32"/>
-              </w:rPr>
-            </w:pPr>
-          </w:p>
-          <w:p>
-            <w:pPr>
-              <w:ind w:firstLine="640"/>
-              <w:rPr>
-                <w:rFonts w:ascii="仿宋_GB2312" w:hAnsi="仿宋_GB2312" w:cs="仿宋_GB2312"/>
-                <w:sz w:val="32"/>
-                <w:szCs w:val="32"/>
-              </w:rPr>
-            </w:pPr>
-          </w:p>
-          <w:p>
-            <w:pPr>
-              <w:ind w:firstLine="640"/>
-              <w:rPr>
-                <w:rFonts w:ascii="仿宋_GB2312" w:hAnsi="仿宋_GB2312" w:cs="仿宋_GB2312"/>
-                <w:sz w:val="32"/>
-                <w:szCs w:val="32"/>
-              </w:rPr>
-            </w:pPr>
-          </w:p>
-          <w:p>
-            <w:pPr>
-              <w:ind w:firstLine="640"/>
-              <w:rPr>
-                <w:rFonts w:ascii="仿宋_GB2312" w:hAnsi="仿宋_GB2312" w:cs="仿宋_GB2312"/>
-                <w:sz w:val="32"/>
-                <w:szCs w:val="32"/>
-              </w:rPr>
-            </w:pPr>
-          </w:p>
-          <w:p>
-            <w:pPr>
-              <w:ind w:firstLine="640"/>
-              <w:rPr>
-                <w:rFonts w:ascii="仿宋_GB2312" w:hAnsi="仿宋_GB2312" w:cs="仿宋_GB2312"/>
-                <w:sz w:val="32"/>
-                <w:szCs w:val="32"/>
-              </w:rPr>
-            </w:pPr>
-          </w:p>
-          <w:p>
-            <w:pPr>
-              <w:ind w:firstLine="640"/>
-              <w:rPr>
-                <w:rFonts w:ascii="仿宋_GB2312" w:hAnsi="仿宋_GB2312" w:cs="仿宋_GB2312"/>
-                <w:sz w:val="32"/>
-                <w:szCs w:val="32"/>
-              </w:rPr>
-            </w:pPr>
-          </w:p>
-          <w:p>
-            <w:pPr>
-              <w:ind w:firstLine="640"/>
-              <w:rPr>
-                <w:rFonts w:ascii="仿宋_GB2312" w:hAnsi="仿宋_GB2312" w:cs="仿宋_GB2312"/>
-                <w:sz w:val="32"/>
-                <w:szCs w:val="32"/>
-              </w:rPr>
-            </w:pPr>
-          </w:p>
-          <w:p>
-            <w:pPr>
-              <w:ind w:firstLine="640"/>
-              <w:rPr>
-                <w:rFonts w:ascii="仿宋_GB2312" w:hAnsi="仿宋_GB2312" w:cs="仿宋_GB2312"/>
-                <w:sz w:val="32"/>
-                <w:szCs w:val="32"/>
-              </w:rPr>
-            </w:pPr>
-          </w:p>
-          <w:p>
-            <w:pPr>
-              <w:ind w:firstLine="640"/>
-              <w:rPr>
-                <w:rFonts w:ascii="仿宋_GB2312" w:hAnsi="仿宋_GB2312" w:cs="仿宋_GB2312"/>
-                <w:sz w:val="32"/>
-                <w:szCs w:val="32"/>
-              </w:rPr>
-            </w:pPr>
-          </w:p>
-          <w:p>
-            <w:pPr>
-              <w:ind w:firstLine="640"/>
-              <w:rPr>
-                <w:rFonts w:ascii="仿宋_GB2312" w:hAnsi="仿宋_GB2312" w:cs="仿宋_GB2312"/>
-                <w:sz w:val="32"/>
-                <w:szCs w:val="32"/>
-              </w:rPr>
-            </w:pPr>
-          </w:p>
-          <w:p>
-            <w:pPr>
-              <w:ind w:firstLine="640"/>
-              <w:rPr>
-                <w:rFonts w:ascii="仿宋_GB2312" w:hAnsi="仿宋_GB2312" w:cs="仿宋_GB2312"/>
-                <w:sz w:val="32"/>
-                <w:szCs w:val="32"/>
-              </w:rPr>
-            </w:pPr>
-          </w:p>
-          <w:p>
-            <w:pPr>
-              <w:ind w:firstLine="640"/>
-              <w:rPr>
-                <w:rFonts w:ascii="仿宋_GB2312" w:hAnsi="仿宋_GB2312" w:cs="仿宋_GB2312"/>
-                <w:sz w:val="32"/>
-                <w:szCs w:val="32"/>
-              </w:rPr>
-            </w:pPr>
-          </w:p>
-          <w:p>
-            <w:pPr>
-              <w:rPr>
-                <w:rFonts w:hint="eastAsia" w:ascii="黑体" w:hAnsi="黑体" w:eastAsia="黑体" w:cs="黑体"/>
-                <w:sz w:val="32"/>
-                <w:szCs w:val="32"/>
-              </w:rPr>
-            </w:pPr>
-            <w:r>
-              <w:rPr>
-                <w:rFonts w:hint="eastAsia" w:ascii="黑体" w:hAnsi="黑体" w:eastAsia="黑体" w:cs="黑体"/>
-                <w:sz w:val="32"/>
-                <w:szCs w:val="32"/>
-              </w:rPr>
-              <w:t>六、现有技术基础及条件</w:t>
-            </w:r>
-            <w:bookmarkEnd w:id="12"/>
-          </w:p>
-          <w:p>
-            <w:pPr>
-              <w:ind w:firstLine="640"/>
-              <w:rPr>
-                <w:rFonts w:ascii="仿宋_GB2312" w:hAnsi="仿宋_GB2312" w:cs="仿宋_GB2312"/>
-                <w:sz w:val="32"/>
-                <w:szCs w:val="32"/>
-              </w:rPr>
-            </w:pPr>
-            <w:r>
-              <w:rPr>
-                <w:rFonts w:hint="eastAsia" w:ascii="仿宋_GB2312" w:hAnsi="仿宋_GB2312" w:cs="仿宋_GB2312"/>
-                <w:sz w:val="32"/>
-                <w:szCs w:val="32"/>
-              </w:rPr>
-              <w:t>本项目涉及专业软件的开发，因此需要选择有实力的合作单位，合作单位应具备根据我公司提出的使用需求、政策变化、技术发展等多方面的要求定制化开发软件的能力。</w:t>
-            </w:r>
-          </w:p>
-          <w:p>
-            <w:pPr>
-              <w:ind w:firstLine="640"/>
-              <w:rPr>
-                <w:rFonts w:ascii="仿宋_GB2312" w:hAnsi="仿宋_GB2312" w:cs="仿宋_GB2312"/>
-                <w:sz w:val="32"/>
-                <w:szCs w:val="32"/>
-              </w:rPr>
-            </w:pPr>
-            <w:r>
-              <w:rPr>
-                <w:rFonts w:hint="eastAsia" w:ascii="仿宋_GB2312" w:hAnsi="仿宋_GB2312" w:cs="仿宋_GB2312"/>
-                <w:sz w:val="32"/>
-                <w:szCs w:val="32"/>
-              </w:rPr>
-              <w:t>总体上，软件需贴合实际业务需求，结合国内外现有技术与实现方案，制定本项目的软件架构与具体技术实现方案。</w:t>
-            </w:r>
-          </w:p>
-          <w:p>
-            <w:pPr>
-              <w:ind w:firstLine="640"/>
-              <w:rPr>
-                <w:rFonts w:ascii="仿宋_GB2312" w:hAnsi="仿宋_GB2312" w:cs="仿宋_GB2312"/>
-                <w:sz w:val="32"/>
-                <w:szCs w:val="32"/>
-              </w:rPr>
-            </w:pPr>
-            <w:r>
-              <w:rPr>
-                <w:rFonts w:hint="eastAsia" w:ascii="仿宋_GB2312" w:hAnsi="仿宋_GB2312" w:cs="仿宋_GB2312"/>
-                <w:sz w:val="32"/>
-                <w:szCs w:val="32"/>
-              </w:rPr>
-              <w:t>人员方面：本项目承担单位山西国辰建设工程勘察设计有限公司，核心优势集中于专业技术团队的深厚积淀与强劲攻坚能力，为项目高质量推进提供核心保障。公司专门组建的矿井设计攻关小组，成员均为深耕煤矿设计领域10年以上的骨干力量，涵盖采矿工程、地质工程、计算机应用、自动化控制等多个核心专业，形成“采矿专业引领、多学科协同”的复合型团队。其中，采矿专业核心成员均持有采矿高级工程师资质，全程主导过30余座煤矿的采掘工作面设计、作业规程编制工作，对不同地质条件（高瓦斯、破碎围岩、大倾角煤层等）、不同采掘类型的设计要点与规范要求有着精准把握；电气与自动化专业成员具备丰富的智能化设计经验和研发项目软件平台开发管理经验，参与“基于多判据的煤矿智能化快速建模与设计软件的研究与应用”、“煤矿设计智能审查软件关键技术研究”、“煤矿地面供配电设计综合选型计算标准化的研究”等多个软件平台开发类研发项目的研发工作，能够高效实现采矿专业需求与智能化技术的深度融合。</w:t>
-            </w:r>
-          </w:p>
-          <w:p>
-            <w:pPr>
-              <w:ind w:firstLine="640"/>
-              <w:rPr>
-                <w:rFonts w:ascii="仿宋_GB2312" w:hAnsi="仿宋_GB2312" w:cs="仿宋_GB2312"/>
-                <w:sz w:val="32"/>
-                <w:szCs w:val="32"/>
-              </w:rPr>
-            </w:pPr>
-            <w:r>
-              <w:rPr>
-                <w:rFonts w:hint="eastAsia" w:ascii="仿宋_GB2312" w:hAnsi="仿宋_GB2312" w:cs="仿宋_GB2312"/>
-                <w:sz w:val="32"/>
-                <w:szCs w:val="32"/>
-              </w:rPr>
-              <w:t>平台方面：作为集团公司唯一一家拥有双甲级设计资质的企业（煤炭行业(矿井)专业甲级、建筑行业(建筑工程)专业甲级），一直以来，公司重视人才培养、鼓励技术创新。公司充分发挥专业队伍的技术优势和人才优势，运用精细化管理和设计手段，建立了完整的质量、安全、职业健康管理体系，为各设计所配备了先进的硬件设备和专业设计软件，在保证设计质量的同时大大提高了设计效率。公司是国家级高新技术企业，山西省重点实验室培育基地理事会成员单位，山西省“守合同重信用”企业，山西省煤矿建设协会优秀工程勘察设计企业“甲级企业”。建设有“山西省博士创新站”、“博士驻企工作站”、“煤矿智能化设计阳泉市科技创新人才团队”、“李京泽职工创新工作室”等研发平台，具备项目研发的能力。</w:t>
-            </w:r>
-          </w:p>
-          <w:p>
-            <w:pPr>
-              <w:ind w:firstLine="640"/>
-              <w:rPr>
-                <w:rFonts w:ascii="仿宋_GB2312" w:hAnsi="仿宋_GB2312" w:cs="仿宋_GB2312"/>
-                <w:sz w:val="32"/>
-                <w:szCs w:val="32"/>
-              </w:rPr>
-            </w:pPr>
-            <w:r>
-              <w:rPr>
-                <w:rFonts w:hint="eastAsia" w:ascii="仿宋_GB2312" w:hAnsi="仿宋_GB2312" w:cs="仿宋_GB2312"/>
-                <w:sz w:val="32"/>
-                <w:szCs w:val="32"/>
-              </w:rPr>
-              <w:t>技术资料方面：公司自成立以来先后承担了3000余项工程设计，包括华阳集团所属矿井改建、扩建工程，晋城胡底煤矿矿井工程，孟县清城煤矿矿井工程，左权石港煤矿、永佛寺煤矿扩建工程等工程。积累了大量的煤矿掘进工作面规程、综采工作面设计、综采工作面规程等本项目相关的基础技术资料，具备研发的基础技术资料。</w:t>
-            </w:r>
-          </w:p>
-          <w:p>
-            <w:pPr>
-              <w:ind w:firstLine="640"/>
-              <w:rPr>
-                <w:rFonts w:ascii="仿宋_GB2312" w:hAnsi="仿宋_GB2312" w:cs="仿宋_GB2312"/>
-                <w:sz w:val="32"/>
-                <w:szCs w:val="32"/>
-              </w:rPr>
-            </w:pPr>
-            <w:r>
-              <w:rPr>
-                <w:rFonts w:hint="eastAsia" w:ascii="仿宋_GB2312" w:hAnsi="仿宋_GB2312" w:cs="仿宋_GB2312"/>
-                <w:sz w:val="32"/>
-                <w:szCs w:val="32"/>
-              </w:rPr>
-              <w:t>场地设施方面：</w:t>
-            </w:r>
-            <w:r>
-              <w:rPr>
-                <w:rFonts w:ascii="仿宋_GB2312" w:hAnsi="仿宋_GB2312" w:cs="仿宋_GB2312"/>
-                <w:sz w:val="32"/>
-                <w:szCs w:val="32"/>
-              </w:rPr>
-              <w:t>公司拥有充足的实施场地与完善的技术基础条件，配备专业的</w:t>
-            </w:r>
-            <w:r>
-              <w:rPr>
-                <w:rFonts w:hint="eastAsia" w:ascii="仿宋_GB2312" w:hAnsi="仿宋_GB2312" w:cs="仿宋_GB2312"/>
-                <w:sz w:val="32"/>
-                <w:szCs w:val="32"/>
-              </w:rPr>
-              <w:t>团队</w:t>
-            </w:r>
-            <w:r>
-              <w:rPr>
-                <w:rFonts w:ascii="仿宋_GB2312" w:hAnsi="仿宋_GB2312" w:cs="仿宋_GB2312"/>
-                <w:sz w:val="32"/>
-                <w:szCs w:val="32"/>
-              </w:rPr>
-              <w:t>、高性能计算设备及海量的采矿设计资料数据库，为团队开展数据整理、模型训练、软件开发与试验验证提供全方位保障，确保项目顺利推进。</w:t>
-            </w:r>
-          </w:p>
-          <w:p>
-            <w:pPr>
-              <w:ind w:firstLine="640"/>
-              <w:rPr>
-                <w:rFonts w:ascii="仿宋_GB2312" w:hAnsi="仿宋_GB2312" w:cs="仿宋_GB2312"/>
-                <w:sz w:val="32"/>
-                <w:szCs w:val="32"/>
-              </w:rPr>
-            </w:pPr>
-            <w:r>
-              <w:rPr>
-                <w:rFonts w:hint="eastAsia" w:ascii="仿宋_GB2312" w:hAnsi="仿宋_GB2312" w:cs="仿宋_GB2312"/>
-                <w:sz w:val="32"/>
-                <w:szCs w:val="32"/>
-              </w:rPr>
-              <w:t>本项目拟协作单位为山西工程技术学院，前身是建于1984年的山西矿业学院阳泉煤炭专科班。1986年经山西省人民政府批准成立阳泉煤炭专科学校；2001年经省政府批准设立太原理工大学阳泉学院，开展全日制本科教育；2014年经教育部批准建立山西工程技术学院。学院是山西省首批应用型本科高校建设院校，山西省首批产教融合重大平台载体和实训基地重点建设单位，教育部数据中国“百校工程”产教融合创新项目培育院校，教育部校企合作委员会授予的“全国应用型人才培养工程基地”，“阳泉市煤矿采掘生产系统智能化工程技术中心”获批阳泉市技术创新中心。</w:t>
-            </w:r>
-          </w:p>
-          <w:p>
-            <w:pPr>
-              <w:ind w:firstLine="640"/>
-              <w:rPr>
-                <w:rFonts w:ascii="仿宋_GB2312" w:hAnsi="仿宋_GB2312" w:cs="仿宋_GB2312"/>
-                <w:sz w:val="32"/>
-                <w:szCs w:val="32"/>
-              </w:rPr>
-            </w:pPr>
-            <w:r>
-              <w:rPr>
-                <w:rFonts w:hint="eastAsia" w:ascii="仿宋_GB2312" w:hAnsi="仿宋_GB2312" w:cs="仿宋_GB2312"/>
-                <w:sz w:val="32"/>
-                <w:szCs w:val="32"/>
-              </w:rPr>
-              <w:t>学院服务山西高质量发展，聚焦“六新”突破，坚持产教融合培师、产学结合育人、校企合作保障，不断完善“产学研用创”五元联动的应用型人才培养体系。与华阳集团、晋能集团等单位建立了长期稳定的合作关系，共建校外实习基地165个。与华阳集团共建校内煤矿实景教学培训基地；与晋能集团华鑫电气公司共建校内教学实习工厂；与北京中关村智酷公司共建山工智泉双创学院；与华阳集团等13家企事业单位共建新材料现代产业学院；与中国电信等12家企事业单位共建大数据现代产业学院。学院建有各类实验室135个，获批山西省重点实验室1个，山西省联合实验室1个，山西省产业技术创新联盟2个，山西省技术创新中心1个。学院教师承担各级各类科研课题548项，其中国家自然科学基金5项，山西省科技重大专项4项，山西省科技重大专项计划“揭榜挂帅”项目1项，省级项目2</w:t>
-            </w:r>
-            <w:r>
-              <w:rPr>
-                <w:rFonts w:ascii="仿宋_GB2312" w:hAnsi="仿宋_GB2312" w:cs="仿宋_GB2312"/>
-                <w:sz w:val="32"/>
-                <w:szCs w:val="32"/>
-              </w:rPr>
-              <w:t>82</w:t>
-            </w:r>
-            <w:r>
-              <w:rPr>
-                <w:rFonts w:hint="eastAsia" w:ascii="仿宋_GB2312" w:hAnsi="仿宋_GB2312" w:cs="仿宋_GB2312"/>
-                <w:sz w:val="32"/>
-                <w:szCs w:val="32"/>
-              </w:rPr>
-              <w:t>项，其中山西省基础研究项目2</w:t>
-            </w:r>
-            <w:r>
-              <w:rPr>
-                <w:rFonts w:ascii="仿宋_GB2312" w:hAnsi="仿宋_GB2312" w:cs="仿宋_GB2312"/>
-                <w:sz w:val="32"/>
-                <w:szCs w:val="32"/>
-              </w:rPr>
-              <w:t>4</w:t>
-            </w:r>
-            <w:r>
-              <w:rPr>
-                <w:rFonts w:hint="eastAsia" w:ascii="仿宋_GB2312" w:hAnsi="仿宋_GB2312" w:cs="仿宋_GB2312"/>
-                <w:sz w:val="32"/>
-                <w:szCs w:val="32"/>
-              </w:rPr>
-              <w:t>项，教育部人文社科及绿色发展基金</w:t>
-            </w:r>
-            <w:r>
-              <w:rPr>
-                <w:rFonts w:ascii="仿宋_GB2312" w:hAnsi="仿宋_GB2312" w:cs="仿宋_GB2312"/>
-                <w:sz w:val="32"/>
-                <w:szCs w:val="32"/>
-              </w:rPr>
-              <w:t>4</w:t>
-            </w:r>
-            <w:r>
-              <w:rPr>
-                <w:rFonts w:hint="eastAsia" w:ascii="仿宋_GB2312" w:hAnsi="仿宋_GB2312" w:cs="仿宋_GB2312"/>
-                <w:sz w:val="32"/>
-                <w:szCs w:val="32"/>
-              </w:rPr>
-              <w:t>项。教师发表学术论文1</w:t>
-            </w:r>
-            <w:r>
-              <w:rPr>
-                <w:rFonts w:ascii="仿宋_GB2312" w:hAnsi="仿宋_GB2312" w:cs="仿宋_GB2312"/>
-                <w:sz w:val="32"/>
-                <w:szCs w:val="32"/>
-              </w:rPr>
-              <w:t>689</w:t>
-            </w:r>
-            <w:r>
-              <w:rPr>
-                <w:rFonts w:hint="eastAsia" w:ascii="仿宋_GB2312" w:hAnsi="仿宋_GB2312" w:cs="仿宋_GB2312"/>
-                <w:sz w:val="32"/>
-                <w:szCs w:val="32"/>
-              </w:rPr>
-              <w:t>篇，SCI、EI收录</w:t>
-            </w:r>
-            <w:r>
-              <w:rPr>
-                <w:rFonts w:ascii="仿宋_GB2312" w:hAnsi="仿宋_GB2312" w:cs="仿宋_GB2312"/>
-                <w:sz w:val="32"/>
-                <w:szCs w:val="32"/>
-              </w:rPr>
-              <w:t>93</w:t>
-            </w:r>
-            <w:r>
-              <w:rPr>
-                <w:rFonts w:hint="eastAsia" w:ascii="仿宋_GB2312" w:hAnsi="仿宋_GB2312" w:cs="仿宋_GB2312"/>
-                <w:sz w:val="32"/>
-                <w:szCs w:val="32"/>
-              </w:rPr>
-              <w:t>篇；授权专利3</w:t>
-            </w:r>
-            <w:r>
-              <w:rPr>
-                <w:rFonts w:ascii="仿宋_GB2312" w:hAnsi="仿宋_GB2312" w:cs="仿宋_GB2312"/>
-                <w:sz w:val="32"/>
-                <w:szCs w:val="32"/>
-              </w:rPr>
-              <w:t>38</w:t>
-            </w:r>
-            <w:r>
-              <w:rPr>
-                <w:rFonts w:hint="eastAsia" w:ascii="仿宋_GB2312" w:hAnsi="仿宋_GB2312" w:cs="仿宋_GB2312"/>
-                <w:sz w:val="32"/>
-                <w:szCs w:val="32"/>
-              </w:rPr>
-              <w:t>项；出版著作1</w:t>
-            </w:r>
-            <w:r>
-              <w:rPr>
-                <w:rFonts w:ascii="仿宋_GB2312" w:hAnsi="仿宋_GB2312" w:cs="仿宋_GB2312"/>
-                <w:sz w:val="32"/>
-                <w:szCs w:val="32"/>
-              </w:rPr>
-              <w:t>17</w:t>
-            </w:r>
-            <w:r>
-              <w:rPr>
-                <w:rFonts w:hint="eastAsia" w:ascii="仿宋_GB2312" w:hAnsi="仿宋_GB2312" w:cs="仿宋_GB2312"/>
-                <w:sz w:val="32"/>
-                <w:szCs w:val="32"/>
-              </w:rPr>
-              <w:t>部，教材</w:t>
-            </w:r>
-            <w:r>
-              <w:rPr>
-                <w:rFonts w:ascii="仿宋_GB2312" w:hAnsi="仿宋_GB2312" w:cs="仿宋_GB2312"/>
-                <w:sz w:val="32"/>
-                <w:szCs w:val="32"/>
-              </w:rPr>
-              <w:t>75</w:t>
-            </w:r>
-            <w:r>
-              <w:rPr>
-                <w:rFonts w:hint="eastAsia" w:ascii="仿宋_GB2312" w:hAnsi="仿宋_GB2312" w:cs="仿宋_GB2312"/>
-                <w:sz w:val="32"/>
-                <w:szCs w:val="32"/>
-              </w:rPr>
-              <w:t>部，其中国家规划教材2</w:t>
-            </w:r>
-            <w:r>
-              <w:rPr>
-                <w:rFonts w:ascii="仿宋_GB2312" w:hAnsi="仿宋_GB2312" w:cs="仿宋_GB2312"/>
-                <w:sz w:val="32"/>
-                <w:szCs w:val="32"/>
-              </w:rPr>
-              <w:t>4</w:t>
-            </w:r>
-            <w:r>
-              <w:rPr>
-                <w:rFonts w:hint="eastAsia" w:ascii="仿宋_GB2312" w:hAnsi="仿宋_GB2312" w:cs="仿宋_GB2312"/>
-                <w:sz w:val="32"/>
-                <w:szCs w:val="32"/>
-              </w:rPr>
-              <w:t>部；获省级教学成果奖6项，为本项目的研究提供了技术支持以及基础保障。</w:t>
-            </w:r>
-          </w:p>
-          <w:p>
-            <w:pPr>
-              <w:ind w:firstLine="640"/>
-              <w:rPr>
-                <w:rFonts w:ascii="仿宋_GB2312" w:hAnsi="仿宋_GB2312" w:cs="仿宋_GB2312"/>
-                <w:sz w:val="32"/>
-                <w:szCs w:val="32"/>
-              </w:rPr>
-            </w:pPr>
-            <w:r>
-              <w:rPr>
-                <w:rFonts w:hint="eastAsia" w:ascii="仿宋_GB2312" w:hAnsi="仿宋_GB2312" w:cs="仿宋_GB2312"/>
-                <w:sz w:val="32"/>
-                <w:szCs w:val="32"/>
-              </w:rPr>
-              <w:t>项目研究团队由山西工程技术学院组建，长期深耕智能开采设计、智能化矿井软件工程开发领域，具备扎实的科研功底与丰富的现场实践经验。</w:t>
-            </w:r>
-            <w:r>
-              <w:rPr>
-                <w:rFonts w:ascii="仿宋" w:hAnsi="仿宋" w:eastAsia="仿宋"/>
-                <w:sz w:val="32"/>
-                <w:szCs w:val="32"/>
-              </w:rPr>
-              <w:t>依托</w:t>
-            </w:r>
-            <w:r>
-              <w:rPr>
-                <w:rFonts w:hint="eastAsia" w:ascii="仿宋" w:hAnsi="仿宋" w:eastAsia="仿宋"/>
-                <w:sz w:val="32"/>
-                <w:szCs w:val="32"/>
-              </w:rPr>
-              <w:t>“百校工程大数据创新平台”、</w:t>
-            </w:r>
-            <w:r>
-              <w:rPr>
-                <w:rFonts w:ascii="仿宋" w:hAnsi="仿宋" w:eastAsia="仿宋"/>
-                <w:sz w:val="32"/>
-                <w:szCs w:val="32"/>
-              </w:rPr>
-              <w:t>山西省</w:t>
-            </w:r>
-            <w:r>
-              <w:rPr>
-                <w:rFonts w:hint="eastAsia" w:ascii="仿宋" w:hAnsi="仿宋" w:eastAsia="仿宋" w:cs="宋体"/>
-                <w:sz w:val="32"/>
-                <w:szCs w:val="32"/>
-              </w:rPr>
-              <w:t>非</w:t>
-            </w:r>
-            <w:r>
-              <w:rPr>
-                <w:rFonts w:hint="eastAsia" w:ascii="仿宋" w:hAnsi="仿宋" w:eastAsia="仿宋" w:cs="___WRD_EMBED_SUB_38"/>
-                <w:sz w:val="32"/>
-                <w:szCs w:val="32"/>
-              </w:rPr>
-              <w:t>常规天然气核</w:t>
-            </w:r>
-            <w:r>
-              <w:rPr>
-                <w:rFonts w:hint="eastAsia" w:ascii="仿宋" w:hAnsi="仿宋" w:eastAsia="仿宋" w:cs="宋体"/>
-                <w:sz w:val="32"/>
-                <w:szCs w:val="32"/>
-              </w:rPr>
-              <w:t>磁</w:t>
-            </w:r>
-            <w:r>
-              <w:rPr>
-                <w:rFonts w:hint="eastAsia" w:ascii="仿宋" w:hAnsi="仿宋" w:eastAsia="仿宋" w:cs="___WRD_EMBED_SUB_38"/>
-                <w:sz w:val="32"/>
-                <w:szCs w:val="32"/>
-              </w:rPr>
-              <w:t>共</w:t>
-            </w:r>
-            <w:r>
-              <w:rPr>
-                <w:rFonts w:hint="eastAsia" w:ascii="仿宋" w:hAnsi="仿宋" w:eastAsia="仿宋" w:cs="宋体"/>
-                <w:sz w:val="32"/>
-                <w:szCs w:val="32"/>
-              </w:rPr>
-              <w:t>振</w:t>
-            </w:r>
-            <w:r>
-              <w:rPr>
-                <w:rFonts w:hint="eastAsia" w:ascii="仿宋" w:hAnsi="仿宋" w:eastAsia="仿宋" w:cs="___WRD_EMBED_SUB_38"/>
-                <w:sz w:val="32"/>
-                <w:szCs w:val="32"/>
-              </w:rPr>
-              <w:t>联合实验室、矿区生态修复与</w:t>
-            </w:r>
-            <w:r>
-              <w:rPr>
-                <w:rFonts w:hint="eastAsia" w:ascii="仿宋" w:hAnsi="仿宋" w:eastAsia="仿宋" w:cs="宋体"/>
-                <w:sz w:val="32"/>
-                <w:szCs w:val="32"/>
-              </w:rPr>
-              <w:t>固废</w:t>
-            </w:r>
-            <w:r>
-              <w:rPr>
-                <w:rFonts w:hint="eastAsia" w:ascii="仿宋" w:hAnsi="仿宋" w:eastAsia="仿宋" w:cs="___WRD_EMBED_SUB_38"/>
-                <w:sz w:val="32"/>
-                <w:szCs w:val="32"/>
-              </w:rPr>
-              <w:t>资源化重点实验室等科研平台，主持与参与省部级科研项目、企业委托技术攻关项目</w:t>
-            </w:r>
-            <w:r>
-              <w:rPr>
-                <w:rFonts w:ascii="仿宋" w:hAnsi="仿宋" w:eastAsia="仿宋"/>
-                <w:sz w:val="32"/>
-                <w:szCs w:val="32"/>
-              </w:rPr>
-              <w:t>50 余项，授权智能开采与矿山软件工程相关发明专利20 余项，获中国煤炭工业科学技术奖、山西省科技进步奖等多项行业重要奖项。</w:t>
-            </w:r>
-          </w:p>
-          <w:p>
-            <w:pPr>
-              <w:ind w:firstLine="640"/>
-              <w:rPr>
-                <w:rFonts w:ascii="仿宋" w:hAnsi="仿宋" w:eastAsia="仿宋"/>
-                <w:sz w:val="32"/>
-                <w:szCs w:val="32"/>
-              </w:rPr>
-            </w:pPr>
-            <w:r>
-              <w:rPr>
-                <w:rFonts w:ascii="仿宋" w:hAnsi="仿宋" w:eastAsia="仿宋"/>
-                <w:sz w:val="32"/>
-                <w:szCs w:val="32"/>
-              </w:rPr>
-              <w:t>团队始终秉持“驻守工程现场，解决实际问题”的核心理念，把科研课题</w:t>
-            </w:r>
-            <w:r>
-              <w:rPr>
-                <w:rFonts w:hint="eastAsia" w:ascii="仿宋" w:hAnsi="仿宋" w:eastAsia="仿宋" w:cs="宋体"/>
-                <w:sz w:val="32"/>
-                <w:szCs w:val="32"/>
-              </w:rPr>
-              <w:t>做</w:t>
-            </w:r>
-            <w:r>
-              <w:rPr>
-                <w:rFonts w:hint="eastAsia" w:ascii="仿宋" w:hAnsi="仿宋" w:eastAsia="仿宋" w:cs="___WRD_EMBED_SUB_38"/>
-                <w:sz w:val="32"/>
-                <w:szCs w:val="32"/>
-              </w:rPr>
-              <w:t>在井下一线、把技术成果落在生产现场。</w:t>
-            </w:r>
-            <w:r>
-              <w:rPr>
-                <w:rFonts w:ascii="仿宋" w:hAnsi="仿宋" w:eastAsia="仿宋"/>
-                <w:sz w:val="32"/>
-                <w:szCs w:val="32"/>
-              </w:rPr>
-              <w:t>先后参与晋能控股、山西焦煤、华阳集团等多家大型煤业集团的智能化矿井设计，智能综采工作面设计、矿井智能监控系统开发、高应力动压巷道智能支护技术应用、煤矿大数据管控平台搭建等多项典型项目，构建起较为完善的智能化矿井建设与软件工程开发技术体系，为项目顺利实施奠定了坚实的技术基础。</w:t>
+              </w:rPr>
+              <w:t>平台推广路径清晰且具备极强的落地性：首先在华阳集团内部各矿开展试点应用，优先选择不同地质条件、不同掘进类型的工作面完成现场验证，形成可复制、可推广的标杆应用案例；其次依托华阳集团在山西煤炭行业的示范效应，向山西周边煤炭企业拓展应用，通过现场演示、案例分享等方式提升平台认可度；最后联合煤炭行业协会、科研院校开展技术交流与推广，将平台的AI赋能编制理念和技术方案向全国煤炭企业普及。同时，可依托平台软件著作权构建技术壁垒，结合现场使用反馈持续开展AI模型微调与功能迭代优化，不断拓展平台对特殊掘进工况的适配能力，未来可进一步融入掘进作业现场数据实时对接功能，实现规程的动态调整与优化，持续拓宽应用边界。本项目平台具备显著的规模化推广价值与可持续发展潜力，在煤炭行业拥有广阔的应用前景。</w:t>
             </w:r>
           </w:p>
         </w:tc>
@@ -6360,361 +4189,203 @@
             </w:pPr>
             <w:r>
               <w:rPr>
-                <w:rFonts w:hint="eastAsia" w:ascii="黑体" w:hAnsi="黑体" w:eastAsia="黑体" w:cs="黑体"/>
+                <w:rFonts w:ascii="黑体" w:hAnsi="黑体"/>
                 <w:sz w:val="32"/>
-                <w:szCs w:val="32"/>
               </w:rPr>
               <w:t>九、项目需要增添的主要设备、仪器、材料</w:t>
             </w:r>
           </w:p>
           <w:p>
-            <w:pPr>
-              <w:ind w:firstLine="640"/>
-              <w:rPr>
-                <w:rFonts w:hAnsi="仿宋_GB2312" w:cs="仿宋_GB2312"/>
+            <w:r>
+              <w:rPr>
+                <w:rFonts w:ascii="黑体" w:hAnsi="黑体"/>
                 <w:sz w:val="32"/>
-                <w:szCs w:val="32"/>
-              </w:rPr>
-            </w:pPr>
-            <w:r>
-              <w:rPr>
-                <w:rFonts w:hint="eastAsia" w:hAnsi="仿宋_GB2312" w:cs="仿宋_GB2312"/>
+              </w:rPr>
+              <w:t>本项目部署时，需要以下基础设施：</w:t>
+            </w:r>
+          </w:p>
+          <w:p>
+            <w:r>
+              <w:rPr>
+                <w:rFonts w:ascii="黑体" w:hAnsi="黑体"/>
                 <w:sz w:val="32"/>
-                <w:szCs w:val="32"/>
-              </w:rPr>
-              <w:t>本项目部署时，需要租赁虚拟化服务器，或本地部署数据中心。</w:t>
-            </w:r>
-          </w:p>
-          <w:p>
-            <w:pPr>
-              <w:ind w:firstLine="640"/>
-              <w:rPr>
-                <w:rFonts w:hAnsi="仿宋_GB2312" w:cs="仿宋_GB2312"/>
+              </w:rPr>
+              <w:t>1. 云服务器租赁：用于部署平台后端服务（FastAPI + PostgreSQL 16 + Redis）、前端服务（Next.js）及 AI 模型中继网关（LiteLLM），暂按一年5万元预估。推荐配置：8核CPU、32GB内存、500GB SSD，支持容器化（Docker）部署。</w:t>
+            </w:r>
+          </w:p>
+          <w:p>
+            <w:r>
+              <w:rPr>
+                <w:rFonts w:ascii="黑体" w:hAnsi="黑体"/>
                 <w:sz w:val="32"/>
-                <w:szCs w:val="32"/>
-              </w:rPr>
-            </w:pPr>
-          </w:p>
-          <w:p>
-            <w:pPr>
-              <w:ind w:firstLine="640"/>
-              <w:rPr>
-                <w:rFonts w:hAnsi="仿宋_GB2312" w:cs="仿宋_GB2312"/>
+              </w:rPr>
+              <w:t>2. AI 大模型 API 调用费用：平台通过 LiteLLM 中继网关调用多个商业大模型（Gemini Pro 系列、GPT 系列等），按 Token 用量计费。预估年调用费用根据使用强度而定。</w:t>
+            </w:r>
+          </w:p>
+          <w:p>
+            <w:r>
+              <w:rPr>
+                <w:rFonts w:ascii="黑体" w:hAnsi="黑体"/>
                 <w:sz w:val="32"/>
-                <w:szCs w:val="32"/>
-              </w:rPr>
-            </w:pPr>
-          </w:p>
-          <w:p>
-            <w:pPr>
-              <w:ind w:firstLine="640"/>
-              <w:rPr>
-                <w:rFonts w:hAnsi="仿宋_GB2312" w:cs="仿宋_GB2312"/>
+              </w:rPr>
+              <w:t>3. 开发终端：项目开发团队需配备高性能开发用计算机，用于前后端代码开发、AI模型调试与联调测试。</w:t>
+            </w:r>
+          </w:p>
+          <w:p>
+            <w:r>
+              <w:rPr>
+                <w:rFonts w:ascii="黑体" w:hAnsi="黑体"/>
                 <w:sz w:val="32"/>
-                <w:szCs w:val="32"/>
-              </w:rPr>
-            </w:pPr>
-          </w:p>
-          <w:p>
-            <w:pPr>
-              <w:ind w:firstLine="640"/>
-              <w:rPr>
-                <w:rFonts w:hAnsi="仿宋_GB2312" w:cs="仿宋_GB2312"/>
+              </w:rPr>
+            </w:r>
+          </w:p>
+          <w:p>
+            <w:r>
+              <w:rPr>
+                <w:rFonts w:ascii="黑体" w:hAnsi="黑体"/>
                 <w:sz w:val="32"/>
-                <w:szCs w:val="32"/>
-              </w:rPr>
-            </w:pPr>
-          </w:p>
-          <w:p>
-            <w:pPr>
-              <w:ind w:firstLine="640"/>
-              <w:rPr>
-                <w:rFonts w:hAnsi="仿宋_GB2312" w:cs="仿宋_GB2312"/>
+              </w:rPr>
+            </w:r>
+          </w:p>
+          <w:p>
+            <w:r>
+              <w:rPr>
+                <w:rFonts w:ascii="黑体" w:hAnsi="黑体"/>
                 <w:sz w:val="32"/>
-                <w:szCs w:val="32"/>
-              </w:rPr>
-            </w:pPr>
-          </w:p>
-          <w:p>
-            <w:pPr>
-              <w:ind w:firstLine="640"/>
-              <w:rPr>
-                <w:rFonts w:hAnsi="仿宋_GB2312" w:cs="仿宋_GB2312"/>
+              </w:rPr>
+            </w:r>
+          </w:p>
+          <w:p>
+            <w:r>
+              <w:rPr>
+                <w:rFonts w:ascii="黑体" w:hAnsi="黑体"/>
                 <w:sz w:val="32"/>
-                <w:szCs w:val="32"/>
-              </w:rPr>
-            </w:pPr>
-          </w:p>
-          <w:p>
-            <w:pPr>
-              <w:ind w:firstLine="640"/>
-              <w:rPr>
-                <w:rFonts w:hAnsi="仿宋_GB2312" w:cs="仿宋_GB2312"/>
+              </w:rPr>
+              <w:t>十、技术的先进性与技术资料</w:t>
+            </w:r>
+          </w:p>
+          <w:p>
+            <w:r>
+              <w:rPr>
+                <w:rFonts w:ascii="黑体" w:hAnsi="黑体"/>
                 <w:sz w:val="32"/>
-                <w:szCs w:val="32"/>
-              </w:rPr>
-            </w:pPr>
-          </w:p>
-          <w:p>
-            <w:pPr>
-              <w:ind w:firstLine="640"/>
-              <w:rPr>
-                <w:rFonts w:hAnsi="仿宋_GB2312" w:cs="仿宋_GB2312"/>
+              </w:rPr>
+              <w:t>本项目在行业内首次将大语言模型（LLM）的 Tool Calling 机制与传统采矿工程计算引擎深度融合，构建"AI赋能+全流程自动化"的掘进工作面作业规程智能生成平台，具备以下技术先进性：</w:t>
+            </w:r>
+          </w:p>
+          <w:p>
+            <w:r>
+              <w:rPr>
+                <w:rFonts w:ascii="黑体" w:hAnsi="黑体"/>
                 <w:sz w:val="32"/>
-                <w:szCs w:val="32"/>
-              </w:rPr>
-            </w:pPr>
-          </w:p>
-          <w:p>
-            <w:pPr>
-              <w:ind w:firstLine="640"/>
-              <w:rPr>
-                <w:rFonts w:hAnsi="仿宋_GB2312" w:cs="仿宋_GB2312"/>
+              </w:rPr>
+              <w:t>1. AI 智能路由架构：采用 LLM Tool Calling 驱动的意图识别与引擎调度，定义6大核心工具，由大模型自主判断用户意图并调度对应引擎（支护计算/通风计算/循环计算/标准检索/参数查表/安全建议），彻底取代传统 if-else 规则匹配，实现灵活、精准的多引擎协同调度。</w:t>
+            </w:r>
+          </w:p>
+          <w:p>
+            <w:r>
+              <w:rPr>
+                <w:rFonts w:ascii="黑体" w:hAnsi="黑体"/>
                 <w:sz w:val="32"/>
-                <w:szCs w:val="32"/>
-              </w:rPr>
-            </w:pPr>
-          </w:p>
-          <w:p>
-            <w:pPr>
-              <w:ind w:firstLine="640"/>
-              <w:rPr>
-                <w:rFonts w:hAnsi="仿宋_GB2312" w:cs="仿宋_GB2312"/>
+              </w:rPr>
+              <w:t>2. RAG 三层融合检索：构建 pgvector 语义向量检索 + 知识库切片检索 + 结构化参数表精确查表的三层融合检索体系，支持集团标准加权提升，确保 AI 生成内容精准匹配国标、行标与集团标准。</w:t>
+            </w:r>
+          </w:p>
+          <w:p>
+            <w:r>
+              <w:rPr>
+                <w:rFonts w:ascii="黑体" w:hAnsi="黑体"/>
                 <w:sz w:val="32"/>
-                <w:szCs w:val="32"/>
-              </w:rPr>
-            </w:pPr>
-          </w:p>
-          <w:p>
-            <w:pPr>
-              <w:ind w:firstLine="640"/>
-              <w:rPr>
-                <w:rFonts w:hAnsi="仿宋_GB2312" w:cs="仿宋_GB2312"/>
+              </w:rPr>
+              <w:t>3. AI 深度润色与质量闭环：基于 Prompt 工程注入工程参数、标准条款、计算推导和范文 Few-Shot，由大模型深度润色扩写每一章节。内置 Critic 5项自评打分引擎（模糊表述/数值标准/法规引用/结构完整性/责任岗位）与跨章节一致性扫描引擎，实现"生成→评分→重写→一致性扫描"的质量闭环。</w:t>
+            </w:r>
+          </w:p>
+          <w:p>
+            <w:r>
+              <w:rPr>
+                <w:rFonts w:ascii="黑体" w:hAnsi="黑体"/>
                 <w:sz w:val="32"/>
-                <w:szCs w:val="32"/>
-              </w:rPr>
-            </w:pPr>
-          </w:p>
-          <w:p>
-            <w:pPr>
-              <w:ind w:firstLine="640"/>
-              <w:rPr>
-                <w:rFonts w:hAnsi="仿宋_GB2312" w:cs="仿宋_GB2312"/>
+              </w:rPr>
+              <w:t>4. 多模型动态路由与高可用：通过 LiteLLM 中继网关统一管理多个大模型（Gemini/GPT等），配置模型注册表实现10类任务的模型优先级列表与自动故障降级，确保 AI 服务 99.9% 可用性。</w:t>
+            </w:r>
+          </w:p>
+          <w:p>
+            <w:r>
+              <w:rPr>
+                <w:rFonts w:ascii="黑体" w:hAnsi="黑体"/>
                 <w:sz w:val="32"/>
-                <w:szCs w:val="32"/>
-              </w:rPr>
-            </w:pPr>
-          </w:p>
-          <w:p>
-            <w:pPr>
-              <w:ind w:firstLine="640"/>
-              <w:rPr>
-                <w:rFonts w:hAnsi="仿宋_GB2312" w:cs="仿宋_GB2312"/>
+              </w:rPr>
+              <w:t>5. 六维合规校验 + 语义级审查：构建断面/支护/通风/安全/巷道类型/集团标准六维度合规引擎，叠加基于 RAG + LLM 的语义级合规审查，逐章对比生成内容与集团标准条款，自动发现合规差距。</w:t>
+            </w:r>
+          </w:p>
+          <w:p>
+            <w:r>
+              <w:rPr>
+                <w:rFonts w:ascii="黑体" w:hAnsi="黑体"/>
                 <w:sz w:val="32"/>
-                <w:szCs w:val="32"/>
-              </w:rPr>
-            </w:pPr>
-          </w:p>
-          <w:p>
-            <w:pPr>
-              <w:ind w:firstLine="640"/>
-              <w:rPr>
-                <w:rFonts w:hAnsi="仿宋_GB2312" w:cs="仿宋_GB2312"/>
+              </w:rPr>
+              <w:t>6. 可观测性与数据飞轮：集成 LangFuse 可观测性平台追踪模型调用全链路，高质量输出标记上报，为后续模型微调（SFT）积累语料，构建持续进化的数据飞轮。</w:t>
+            </w:r>
+          </w:p>
+          <w:p>
+            <w:r>
+              <w:rPr>
+                <w:rFonts w:ascii="黑体" w:hAnsi="黑体"/>
                 <w:sz w:val="32"/>
-                <w:szCs w:val="32"/>
-              </w:rPr>
-            </w:pPr>
-          </w:p>
-          <w:p>
-            <w:pPr>
-              <w:ind w:firstLine="640"/>
-              <w:rPr>
-                <w:rFonts w:hAnsi="仿宋_GB2312" w:cs="仿宋_GB2312"/>
+              </w:rPr>
+              <w:t>7. 现代化技术架构：后端采用 FastAPI (Python 3.11) + Uvicorn 异步框架，前端采用 Next.js 15 + React 19，数据层采用 PostgreSQL 16 + pgvector + Redis，全栈容器化部署（Docker），技术架构先进、可维护性强。</w:t>
+            </w:r>
+          </w:p>
+          <w:p>
+            <w:r>
+              <w:rPr>
+                <w:rFonts w:ascii="黑体" w:hAnsi="黑体"/>
                 <w:sz w:val="32"/>
-                <w:szCs w:val="32"/>
-              </w:rPr>
-            </w:pPr>
-          </w:p>
-          <w:p>
-            <w:pPr>
-              <w:ind w:firstLine="640"/>
-              <w:rPr>
-                <w:rFonts w:hAnsi="仿宋_GB2312" w:cs="仿宋_GB2312"/>
+              </w:rPr>
+              <w:t>该平台的落地，可实现华阳集团所属矿井掘进工作面作业规程编制模式的根本性转变，由依赖个人经验、流程繁琐的传统"手工编制"模式，升级为AI赋能的参数匹配、智能生成、合规审查闭环的全自动智能编制模式，从技术层面全面提升集团各矿掘进规程编制的效率、规范性、精准性与安全性。</w:t>
+            </w:r>
+          </w:p>
+          <w:p>
+            <w:r>
+              <w:rPr>
+                <w:rFonts w:ascii="黑体" w:hAnsi="黑体"/>
                 <w:sz w:val="32"/>
-                <w:szCs w:val="32"/>
-              </w:rPr>
-            </w:pPr>
-          </w:p>
-          <w:p>
-            <w:pPr>
-              <w:ind w:firstLine="640"/>
-              <w:rPr>
-                <w:rFonts w:hAnsi="仿宋_GB2312" w:cs="仿宋_GB2312"/>
+              </w:rPr>
+            </w:r>
+          </w:p>
+          <w:p>
+            <w:r>
+              <w:rPr>
+                <w:rFonts w:ascii="黑体" w:hAnsi="黑体"/>
                 <w:sz w:val="32"/>
-                <w:szCs w:val="32"/>
-              </w:rPr>
-            </w:pPr>
-          </w:p>
-          <w:p>
-            <w:pPr>
-              <w:ind w:firstLine="640"/>
-              <w:rPr>
-                <w:rFonts w:hAnsi="仿宋_GB2312" w:cs="仿宋_GB2312"/>
+              </w:rPr>
+            </w:r>
+          </w:p>
+          <w:p>
+            <w:r>
+              <w:rPr>
+                <w:rFonts w:ascii="黑体" w:hAnsi="黑体"/>
                 <w:sz w:val="32"/>
-                <w:szCs w:val="32"/>
-              </w:rPr>
-            </w:pPr>
-          </w:p>
-          <w:p>
-            <w:pPr>
-              <w:ind w:firstLine="640"/>
-              <w:rPr>
-                <w:rFonts w:hAnsi="仿宋_GB2312" w:cs="仿宋_GB2312"/>
+              </w:rPr>
+              <w:t>十一、技术成果、形式与分配方式</w:t>
+            </w:r>
+          </w:p>
+          <w:p>
+            <w:r>
+              <w:rPr>
+                <w:rFonts w:ascii="黑体" w:hAnsi="黑体"/>
                 <w:sz w:val="32"/>
-                <w:szCs w:val="32"/>
-              </w:rPr>
-            </w:pPr>
-          </w:p>
-          <w:p>
-            <w:pPr>
-              <w:ind w:firstLine="640"/>
-              <w:rPr>
-                <w:rFonts w:ascii="黑体" w:hAnsi="黑体" w:eastAsia="黑体" w:cs="黑体"/>
+              </w:rPr>
+              <w:t>取得1项软件著作权。</w:t>
+            </w:r>
+          </w:p>
+          <w:p>
+            <w:r>
+              <w:rPr>
+                <w:rFonts w:ascii="黑体" w:hAnsi="黑体"/>
                 <w:sz w:val="32"/>
-                <w:szCs w:val="32"/>
-              </w:rPr>
-            </w:pPr>
-            <w:r>
-              <w:rPr>
-                <w:rFonts w:hint="eastAsia" w:ascii="黑体" w:hAnsi="黑体" w:eastAsia="黑体" w:cs="黑体"/>
-                <w:sz w:val="32"/>
-                <w:szCs w:val="32"/>
-              </w:rPr>
-              <w:t>十、技术的先进性与技术资料</w:t>
-            </w:r>
-          </w:p>
-          <w:p>
-            <w:pPr>
-              <w:ind w:firstLine="640"/>
-              <w:rPr>
-                <w:rFonts w:hAnsi="仿宋_GB2312" w:cs="仿宋_GB2312"/>
-                <w:sz w:val="32"/>
-                <w:szCs w:val="32"/>
-              </w:rPr>
-            </w:pPr>
-            <w:r>
-              <w:rPr>
-                <w:rFonts w:hint="eastAsia" w:hAnsi="仿宋_GB2312" w:cs="仿宋_GB2312"/>
-                <w:sz w:val="32"/>
-                <w:szCs w:val="32"/>
-              </w:rPr>
-              <w:t>目前行业内尚未有针对煤矿掘进工作面作业规程编制的专用自动化生成工具，现阶段华阳集团所属矿井掘进工作面作业规程编制工作，仍采用依赖技术人员个人经验判断、手工编写整理的传统模式，存在编制标准不统一、效率偏低等问题。本次研发的掘进工作面规程自动生成平台，构建了国辰公司现场工程实践经验、现行掘进行业技术规范、煤矿现场典型案例的标准化编制体系。实际应用中，煤矿现场技术人员通过平台交互界面选择或录入围岩级别、地质构造特征、瓦斯等级、巷道断面形式等掘进工作面基础参数后，系统可自动完成现场工况精准匹配，提取对应的规程编制核心内容，输出适配现场条件的支护参数、设备选型建议，并自动生成符合国家及行业标准、符合集团技术管理要求的标准化掘进工作面作业规程。该平台的落地，可实现华阳集团所属矿井掘进工作面作业规程编制模式的根本性转变，由依赖个人经验、流程繁琐的传统“手工编制”模式，升级为参数匹配、规则驱动、标准输出的自动化编制模式，从技术层面全面提升集团各矿掘进规程编制的效率、规范性与精准性。</w:t>
-            </w:r>
-          </w:p>
-          <w:p>
-            <w:pPr>
-              <w:ind w:firstLine="640"/>
-              <w:rPr>
-                <w:rFonts w:hAnsi="仿宋_GB2312" w:cs="仿宋_GB2312"/>
-                <w:sz w:val="32"/>
-                <w:szCs w:val="32"/>
-              </w:rPr>
-            </w:pPr>
-          </w:p>
-          <w:p>
-            <w:pPr>
-              <w:ind w:firstLine="640"/>
-              <w:rPr>
-                <w:rFonts w:hAnsi="仿宋_GB2312" w:cs="仿宋_GB2312"/>
-                <w:sz w:val="32"/>
-                <w:szCs w:val="32"/>
-              </w:rPr>
-            </w:pPr>
-          </w:p>
-          <w:p>
-            <w:pPr>
-              <w:ind w:firstLine="640"/>
-              <w:rPr>
-                <w:rFonts w:hAnsi="仿宋_GB2312" w:cs="仿宋_GB2312"/>
-                <w:sz w:val="32"/>
-                <w:szCs w:val="32"/>
-              </w:rPr>
-            </w:pPr>
-          </w:p>
-          <w:p>
-            <w:pPr>
-              <w:ind w:firstLine="640"/>
-              <w:rPr>
-                <w:rFonts w:hAnsi="仿宋_GB2312" w:cs="仿宋_GB2312"/>
-                <w:sz w:val="32"/>
-                <w:szCs w:val="32"/>
-              </w:rPr>
-            </w:pPr>
-          </w:p>
-          <w:p>
-            <w:pPr>
-              <w:ind w:firstLine="640"/>
-              <w:rPr>
-                <w:sz w:val="32"/>
-                <w:szCs w:val="32"/>
-              </w:rPr>
-            </w:pPr>
-            <w:r>
-              <w:rPr>
-                <w:rFonts w:hint="eastAsia" w:ascii="黑体" w:hAnsi="黑体" w:eastAsia="黑体" w:cs="黑体"/>
-                <w:sz w:val="32"/>
-                <w:szCs w:val="32"/>
-              </w:rPr>
-              <w:t>十一、技术成果、形式与分配方式</w:t>
-            </w:r>
-          </w:p>
-          <w:p>
-            <w:pPr>
-              <w:numPr>
-                <w:ilvl w:val="0"/>
-                <w:numId w:val="11"/>
-              </w:numPr>
-              <w:ind w:left="0" w:leftChars="0" w:firstLine="420" w:firstLineChars="0"/>
-              <w:rPr>
-                <w:rFonts w:hint="eastAsia" w:ascii="仿宋_GB2312" w:hAnsi="等线"/>
-                <w:sz w:val="32"/>
-                <w:szCs w:val="32"/>
-              </w:rPr>
-            </w:pPr>
-            <w:r>
-              <w:rPr>
-                <w:rFonts w:hint="eastAsia" w:ascii="仿宋_GB2312" w:hAnsi="等线"/>
-                <w:sz w:val="32"/>
-                <w:szCs w:val="32"/>
-              </w:rPr>
-              <w:t>取得1项软件著作权。</w:t>
-            </w:r>
-          </w:p>
-          <w:p>
-            <w:pPr>
-              <w:ind w:firstLine="640"/>
-              <w:rPr>
-                <w:rFonts w:hAnsi="仿宋_GB2312" w:cs="仿宋_GB2312"/>
-                <w:sz w:val="32"/>
-                <w:szCs w:val="32"/>
-              </w:rPr>
-            </w:pPr>
-            <w:r>
-              <w:rPr>
-                <w:rFonts w:hint="eastAsia"/>
-                <w:sz w:val="32"/>
-                <w:szCs w:val="32"/>
-                <w:lang w:val="en-US" w:eastAsia="zh-CN"/>
-              </w:rPr>
-              <w:t>上述技术成果所有权均为</w:t>
-            </w:r>
-            <w:r>
-              <w:rPr>
-                <w:rFonts w:hint="eastAsia"/>
-                <w:sz w:val="32"/>
-                <w:szCs w:val="32"/>
-              </w:rPr>
-              <w:t>山西国辰建设工程勘察设计有限公司所有。</w:t>
+              </w:rPr>
+              <w:t>上述技术成果所有权均为山西国辰建设工程勘察设计有限公司所有。</w:t>
             </w:r>
           </w:p>
         </w:tc>
